--- a/turnova-guide-src/turnova-design-guide-v5.docx
+++ b/turnova-guide-src/turnova-design-guide-v5.docx
@@ -15,7 +15,7 @@
           <w:sz w:val="34"/>
           <w:szCs w:val="34"/>
         </w:rPr>
-        <w:t xml:space="preserve">TURNOVA 디자인 가이드 v5.6 — Augustinus Bader 벤치마크</w:t>
+        <w:t xml:space="preserve">TURNOVA 디자인 가이드 v5.7 — Augustinus Bader 벤치마크</w:t>
       </w:r>
     </w:p>
     <w:p>
@@ -29,7 +29,7 @@
           <w:sz w:val="18"/>
           <w:szCs w:val="18"/>
         </w:rPr>
-        <w:t xml:space="preserve">디자인·마케팅팀 정리 · 2026년 10월 4일 (v5.6: 배경 ∞ 패턴 폐기) · @Jin · v4까지의 "AB 거리두기" 방향을 폐기하고 다시 잡음</w:t>
+        <w:t xml:space="preserve">디자인·마케팅팀 정리 · 2026년 10월 4일 (v5.7: 마스터 시안 고정, 용기 전부 무광 라미, 심볼 12%, 플립 단상자) · @Jin · v4까지의 "AB 거리두기" 방향을 폐기하고 다시 잡음</w:t>
       </w:r>
     </w:p>
     <w:p>
@@ -1173,7 +1173,472 @@
           </w:p>
         </w:tc>
       </w:tr>
+      <w:tr>
+        <w:trPr>
+          <w:tblHeader w:val="false"/>
+        </w:trPr>
+        <w:tc>
+          <w:tcPr>
+            <w:tcW w:type="dxa" w:w="963"/>
+            <w:tcBorders>
+              <w:top w:val="single" w:color="C8CCD8" w:sz="4"/>
+              <w:left w:val="single" w:color="C8CCD8" w:sz="4"/>
+              <w:bottom w:val="single" w:color="C8CCD8" w:sz="4"/>
+              <w:right w:val="single" w:color="C8CCD8" w:sz="4"/>
+            </w:tcBorders>
+            <w:tcMar>
+              <w:top w:type="dxa" w:w="60"/>
+              <w:left w:type="dxa" w:w="100"/>
+              <w:bottom w:type="dxa" w:w="60"/>
+              <w:right w:type="dxa" w:w="100"/>
+            </w:tcMar>
+          </w:tcPr>
+          <w:p>
+            <w:r>
+              <w:rPr>
+                <w:rFonts w:ascii="Malgun Gothic" w:cs="Malgun Gothic" w:eastAsia="Malgun Gothic" w:hAnsi="Malgun Gothic"/>
+                <w:b/>
+                <w:bCs/>
+                <w:sz w:val="19"/>
+                <w:szCs w:val="19"/>
+              </w:rPr>
+              <w:t xml:space="preserve">10/4</w:t>
+            </w:r>
+          </w:p>
+        </w:tc>
+        <w:tc>
+          <w:tcPr>
+            <w:tcW w:type="dxa" w:w="4337"/>
+            <w:tcBorders>
+              <w:top w:val="single" w:color="C8CCD8" w:sz="4"/>
+              <w:left w:val="single" w:color="C8CCD8" w:sz="4"/>
+              <w:bottom w:val="single" w:color="C8CCD8" w:sz="4"/>
+              <w:right w:val="single" w:color="C8CCD8" w:sz="4"/>
+            </w:tcBorders>
+            <w:tcMar>
+              <w:top w:type="dxa" w:w="60"/>
+              <w:left w:type="dxa" w:w="100"/>
+              <w:bottom w:type="dxa" w:w="60"/>
+              <w:right w:type="dxa" w:w="100"/>
+            </w:tcMar>
+          </w:tcPr>
+          <w:p>
+            <w:r>
+              <w:rPr>
+                <w:rFonts w:ascii="Malgun Gothic" w:cs="Malgun Gothic" w:eastAsia="Malgun Gothic" w:hAnsi="Malgun Gothic"/>
+                <w:b w:val="false"/>
+                <w:bCs w:val="false"/>
+                <w:sz w:val="19"/>
+                <w:szCs w:val="19"/>
+              </w:rPr>
+              <w:t xml:space="preserve">이 튜브 시안 기준으로 스타일·카피 고정</w:t>
+            </w:r>
+          </w:p>
+        </w:tc>
+        <w:tc>
+          <w:tcPr>
+            <w:tcW w:type="dxa" w:w="4338"/>
+            <w:tcBorders>
+              <w:top w:val="single" w:color="C8CCD8" w:sz="4"/>
+              <w:left w:val="single" w:color="C8CCD8" w:sz="4"/>
+              <w:bottom w:val="single" w:color="C8CCD8" w:sz="4"/>
+              <w:right w:val="single" w:color="C8CCD8" w:sz="4"/>
+            </w:tcBorders>
+            <w:tcMar>
+              <w:top w:type="dxa" w:w="60"/>
+              <w:left w:type="dxa" w:w="100"/>
+              <w:bottom w:type="dxa" w:w="60"/>
+              <w:right w:type="dxa" w:w="100"/>
+            </w:tcMar>
+          </w:tcPr>
+          <w:p>
+            <w:r>
+              <w:rPr>
+                <w:rFonts w:ascii="Malgun Gothic" w:cs="Malgun Gothic" w:eastAsia="Malgun Gothic" w:hAnsi="Malgun Gothic"/>
+                <w:b w:val="false"/>
+                <w:bCs w:val="false"/>
+                <w:sz w:val="19"/>
+                <w:szCs w:val="19"/>
+              </w:rPr>
+              <w:t xml:space="preserve">★ 마스터 시안·카피 덱 신설</w:t>
+            </w:r>
+          </w:p>
+        </w:tc>
+      </w:tr>
+      <w:tr>
+        <w:trPr>
+          <w:tblHeader w:val="false"/>
+        </w:trPr>
+        <w:tc>
+          <w:tcPr>
+            <w:tcW w:type="dxa" w:w="963"/>
+            <w:tcBorders>
+              <w:top w:val="single" w:color="C8CCD8" w:sz="4"/>
+              <w:left w:val="single" w:color="C8CCD8" w:sz="4"/>
+              <w:bottom w:val="single" w:color="C8CCD8" w:sz="4"/>
+              <w:right w:val="single" w:color="C8CCD8" w:sz="4"/>
+            </w:tcBorders>
+            <w:tcMar>
+              <w:top w:type="dxa" w:w="60"/>
+              <w:left w:type="dxa" w:w="100"/>
+              <w:bottom w:type="dxa" w:w="60"/>
+              <w:right w:type="dxa" w:w="100"/>
+            </w:tcMar>
+          </w:tcPr>
+          <w:p>
+            <w:r>
+              <w:rPr>
+                <w:rFonts w:ascii="Malgun Gothic" w:cs="Malgun Gothic" w:eastAsia="Malgun Gothic" w:hAnsi="Malgun Gothic"/>
+                <w:b/>
+                <w:bCs/>
+                <w:sz w:val="19"/>
+                <w:szCs w:val="19"/>
+              </w:rPr>
+              <w:t xml:space="preserve">10/4</w:t>
+            </w:r>
+          </w:p>
+        </w:tc>
+        <w:tc>
+          <w:tcPr>
+            <w:tcW w:type="dxa" w:w="4337"/>
+            <w:tcBorders>
+              <w:top w:val="single" w:color="C8CCD8" w:sz="4"/>
+              <w:left w:val="single" w:color="C8CCD8" w:sz="4"/>
+              <w:bottom w:val="single" w:color="C8CCD8" w:sz="4"/>
+              <w:right w:val="single" w:color="C8CCD8" w:sz="4"/>
+            </w:tcBorders>
+            <w:tcMar>
+              <w:top w:type="dxa" w:w="60"/>
+              <w:left w:type="dxa" w:w="100"/>
+              <w:bottom w:type="dxa" w:w="60"/>
+              <w:right w:type="dxa" w:w="100"/>
+            </w:tcMar>
+          </w:tcPr>
+          <w:p>
+            <w:r>
+              <w:rPr>
+                <w:rFonts w:ascii="Malgun Gothic" w:cs="Malgun Gothic" w:eastAsia="Malgun Gothic" w:hAnsi="Malgun Gothic"/>
+                <w:b w:val="false"/>
+                <w:bCs w:val="false"/>
+                <w:sz w:val="19"/>
+                <w:szCs w:val="19"/>
+              </w:rPr>
+              <w:t xml:space="preserve">용기 전부 무광 라미, 로고 유광</w:t>
+            </w:r>
+          </w:p>
+        </w:tc>
+        <w:tc>
+          <w:tcPr>
+            <w:tcW w:type="dxa" w:w="4338"/>
+            <w:tcBorders>
+              <w:top w:val="single" w:color="C8CCD8" w:sz="4"/>
+              <w:left w:val="single" w:color="C8CCD8" w:sz="4"/>
+              <w:bottom w:val="single" w:color="C8CCD8" w:sz="4"/>
+              <w:right w:val="single" w:color="C8CCD8" w:sz="4"/>
+            </w:tcBorders>
+            <w:tcMar>
+              <w:top w:type="dxa" w:w="60"/>
+              <w:left w:type="dxa" w:w="100"/>
+              <w:bottom w:type="dxa" w:w="60"/>
+              <w:right w:type="dxa" w:w="100"/>
+            </w:tcMar>
+          </w:tcPr>
+          <w:p>
+            <w:r>
+              <w:rPr>
+                <w:rFonts w:ascii="Malgun Gothic" w:cs="Malgun Gothic" w:eastAsia="Malgun Gothic" w:hAnsi="Malgun Gothic"/>
+                <w:b w:val="false"/>
+                <w:bCs w:val="false"/>
+                <w:sz w:val="19"/>
+                <w:szCs w:val="19"/>
+              </w:rPr>
+              <w:t xml:space="preserve">4장 용기 바디 → 전 SKU 무광 라미, 프로스트 유리 폐기</w:t>
+            </w:r>
+          </w:p>
+        </w:tc>
+      </w:tr>
+      <w:tr>
+        <w:trPr>
+          <w:tblHeader w:val="false"/>
+        </w:trPr>
+        <w:tc>
+          <w:tcPr>
+            <w:tcW w:type="dxa" w:w="963"/>
+            <w:tcBorders>
+              <w:top w:val="single" w:color="C8CCD8" w:sz="4"/>
+              <w:left w:val="single" w:color="C8CCD8" w:sz="4"/>
+              <w:bottom w:val="single" w:color="C8CCD8" w:sz="4"/>
+              <w:right w:val="single" w:color="C8CCD8" w:sz="4"/>
+            </w:tcBorders>
+            <w:tcMar>
+              <w:top w:type="dxa" w:w="60"/>
+              <w:left w:type="dxa" w:w="100"/>
+              <w:bottom w:type="dxa" w:w="60"/>
+              <w:right w:type="dxa" w:w="100"/>
+            </w:tcMar>
+          </w:tcPr>
+          <w:p>
+            <w:r>
+              <w:rPr>
+                <w:rFonts w:ascii="Malgun Gothic" w:cs="Malgun Gothic" w:eastAsia="Malgun Gothic" w:hAnsi="Malgun Gothic"/>
+                <w:b/>
+                <w:bCs/>
+                <w:sz w:val="19"/>
+                <w:szCs w:val="19"/>
+              </w:rPr>
+              <w:t xml:space="preserve">10/4</w:t>
+            </w:r>
+          </w:p>
+        </w:tc>
+        <w:tc>
+          <w:tcPr>
+            <w:tcW w:type="dxa" w:w="4337"/>
+            <w:tcBorders>
+              <w:top w:val="single" w:color="C8CCD8" w:sz="4"/>
+              <w:left w:val="single" w:color="C8CCD8" w:sz="4"/>
+              <w:bottom w:val="single" w:color="C8CCD8" w:sz="4"/>
+              <w:right w:val="single" w:color="C8CCD8" w:sz="4"/>
+            </w:tcBorders>
+            <w:tcMar>
+              <w:top w:type="dxa" w:w="60"/>
+              <w:left w:type="dxa" w:w="100"/>
+              <w:bottom w:type="dxa" w:w="60"/>
+              <w:right w:type="dxa" w:w="100"/>
+            </w:tcMar>
+          </w:tcPr>
+          <w:p>
+            <w:r>
+              <w:rPr>
+                <w:rFonts w:ascii="Malgun Gothic" w:cs="Malgun Gothic" w:eastAsia="Malgun Gothic" w:hAnsi="Malgun Gothic"/>
+                <w:b w:val="false"/>
+                <w:bCs w:val="false"/>
+                <w:sz w:val="19"/>
+                <w:szCs w:val="19"/>
+              </w:rPr>
+              <w:t xml:space="preserve">심볼 너무 큼</w:t>
+            </w:r>
+          </w:p>
+        </w:tc>
+        <w:tc>
+          <w:tcPr>
+            <w:tcW w:type="dxa" w:w="4338"/>
+            <w:tcBorders>
+              <w:top w:val="single" w:color="C8CCD8" w:sz="4"/>
+              <w:left w:val="single" w:color="C8CCD8" w:sz="4"/>
+              <w:bottom w:val="single" w:color="C8CCD8" w:sz="4"/>
+              <w:right w:val="single" w:color="C8CCD8" w:sz="4"/>
+            </w:tcBorders>
+            <w:tcMar>
+              <w:top w:type="dxa" w:w="60"/>
+              <w:left w:type="dxa" w:w="100"/>
+              <w:bottom w:type="dxa" w:w="60"/>
+              <w:right w:type="dxa" w:w="100"/>
+            </w:tcMar>
+          </w:tcPr>
+          <w:p>
+            <w:r>
+              <w:rPr>
+                <w:rFonts w:ascii="Malgun Gothic" w:cs="Malgun Gothic" w:eastAsia="Malgun Gothic" w:hAnsi="Malgun Gothic"/>
+                <w:b w:val="false"/>
+                <w:bCs w:val="false"/>
+                <w:sz w:val="19"/>
+                <w:szCs w:val="19"/>
+              </w:rPr>
+              <w:t xml:space="preserve">8장 심볼 18% → 12%</w:t>
+            </w:r>
+          </w:p>
+        </w:tc>
+      </w:tr>
+      <w:tr>
+        <w:trPr>
+          <w:tblHeader w:val="false"/>
+        </w:trPr>
+        <w:tc>
+          <w:tcPr>
+            <w:tcW w:type="dxa" w:w="963"/>
+            <w:tcBorders>
+              <w:top w:val="single" w:color="C8CCD8" w:sz="4"/>
+              <w:left w:val="single" w:color="C8CCD8" w:sz="4"/>
+              <w:bottom w:val="single" w:color="C8CCD8" w:sz="4"/>
+              <w:right w:val="single" w:color="C8CCD8" w:sz="4"/>
+            </w:tcBorders>
+            <w:tcMar>
+              <w:top w:type="dxa" w:w="60"/>
+              <w:left w:type="dxa" w:w="100"/>
+              <w:bottom w:type="dxa" w:w="60"/>
+              <w:right w:type="dxa" w:w="100"/>
+            </w:tcMar>
+          </w:tcPr>
+          <w:p>
+            <w:r>
+              <w:rPr>
+                <w:rFonts w:ascii="Malgun Gothic" w:cs="Malgun Gothic" w:eastAsia="Malgun Gothic" w:hAnsi="Malgun Gothic"/>
+                <w:b/>
+                <w:bCs/>
+                <w:sz w:val="19"/>
+                <w:szCs w:val="19"/>
+              </w:rPr>
+              <w:t xml:space="preserve">10/4</w:t>
+            </w:r>
+          </w:p>
+        </w:tc>
+        <w:tc>
+          <w:tcPr>
+            <w:tcW w:type="dxa" w:w="4337"/>
+            <w:tcBorders>
+              <w:top w:val="single" w:color="C8CCD8" w:sz="4"/>
+              <w:left w:val="single" w:color="C8CCD8" w:sz="4"/>
+              <w:bottom w:val="single" w:color="C8CCD8" w:sz="4"/>
+              <w:right w:val="single" w:color="C8CCD8" w:sz="4"/>
+            </w:tcBorders>
+            <w:tcMar>
+              <w:top w:type="dxa" w:w="60"/>
+              <w:left w:type="dxa" w:w="100"/>
+              <w:bottom w:type="dxa" w:w="60"/>
+              <w:right w:type="dxa" w:w="100"/>
+            </w:tcMar>
+          </w:tcPr>
+          <w:p>
+            <w:r>
+              <w:rPr>
+                <w:rFonts w:ascii="Malgun Gothic" w:cs="Malgun Gothic" w:eastAsia="Malgun Gothic" w:hAnsi="Malgun Gothic"/>
+                <w:b w:val="false"/>
+                <w:bCs w:val="false"/>
+                <w:sz w:val="19"/>
+                <w:szCs w:val="19"/>
+              </w:rPr>
+              <w:t xml:space="preserve">샬롯 틸버리처럼 열리는 단상자 칼선</w:t>
+            </w:r>
+          </w:p>
+        </w:tc>
+        <w:tc>
+          <w:tcPr>
+            <w:tcW w:type="dxa" w:w="4338"/>
+            <w:tcBorders>
+              <w:top w:val="single" w:color="C8CCD8" w:sz="4"/>
+              <w:left w:val="single" w:color="C8CCD8" w:sz="4"/>
+              <w:bottom w:val="single" w:color="C8CCD8" w:sz="4"/>
+              <w:right w:val="single" w:color="C8CCD8" w:sz="4"/>
+            </w:tcBorders>
+            <w:tcMar>
+              <w:top w:type="dxa" w:w="60"/>
+              <w:left w:type="dxa" w:w="100"/>
+              <w:bottom w:type="dxa" w:w="60"/>
+              <w:right w:type="dxa" w:w="100"/>
+            </w:tcMar>
+          </w:tcPr>
+          <w:p>
+            <w:r>
+              <w:rPr>
+                <w:rFonts w:ascii="Malgun Gothic" w:cs="Malgun Gothic" w:eastAsia="Malgun Gothic" w:hAnsi="Malgun Gothic"/>
+                <w:b w:val="false"/>
+                <w:bCs w:val="false"/>
+                <w:sz w:val="19"/>
+                <w:szCs w:val="19"/>
+              </w:rPr>
+              <w:t xml:space="preserve">9-5 플립 구조 + turnova-flip-dieline 5종</w:t>
+            </w:r>
+          </w:p>
+        </w:tc>
+      </w:tr>
     </w:tbl>
+    <w:p>
+      <w:pPr>
+        <w:pStyle w:val="Heading1"/>
+        <w:spacing w:after="120" w:before="280"/>
+      </w:pPr>
+      <w:r>
+        <w:rPr>
+          <w:rFonts w:ascii="Malgun Gothic" w:cs="Malgun Gothic" w:eastAsia="Malgun Gothic" w:hAnsi="Malgun Gothic"/>
+          <w:b/>
+          <w:bCs/>
+          <w:color w:val="1E22AA"/>
+          <w:sz w:val="28"/>
+          <w:szCs w:val="28"/>
+        </w:rPr>
+        <w:t xml:space="preserve">★ 마스터 시안·카피 덱 (고정)</w:t>
+      </w:r>
+    </w:p>
+    <w:p>
+      <w:pPr>
+        <w:pStyle w:val="ListParagraph"/>
+        <w:numPr>
+          <w:ilvl w:val="0"/>
+          <w:numId w:val="2"/>
+        </w:numPr>
+        <w:spacing w:after="40"/>
+      </w:pPr>
+      <w:r>
+        <w:rPr>
+          <w:rFonts w:ascii="Malgun Gothic" w:cs="Malgun Gothic" w:eastAsia="Malgun Gothic" w:hAnsi="Malgun Gothic"/>
+        </w:rPr>
+        <w:t xml:space="preserve">마스터 시안 (오너 지정 10/4): turnova-brand-assets/turnova-master-tube.png (80 mL 튜브 흰 배경) — 스타일·카피·위계의 유일한 기준</w:t>
+      </w:r>
+    </w:p>
+    <w:p>
+      <w:pPr>
+        <w:pStyle w:val="ListParagraph"/>
+        <w:numPr>
+          <w:ilvl w:val="0"/>
+          <w:numId w:val="2"/>
+        </w:numPr>
+        <w:spacing w:after="40"/>
+      </w:pPr>
+      <w:r>
+        <w:rPr>
+          <w:rFonts w:ascii="Malgun Gothic" w:cs="Malgun Gothic" w:eastAsia="Malgun Gothic" w:hAnsi="Malgun Gothic"/>
+        </w:rPr>
+        <w:t xml:space="preserve">적용 수정: 배경 패턴 제거, 심볼 12%. 수정 반영본: turnova-mockups/v9/v9_1_tube_master.png</w:t>
+      </w:r>
+    </w:p>
+    <w:p>
+      <w:pPr>
+        <w:pStyle w:val="ListParagraph"/>
+        <w:numPr>
+          <w:ilvl w:val="0"/>
+          <w:numId w:val="2"/>
+        </w:numPr>
+        <w:spacing w:after="40"/>
+      </w:pPr>
+      <w:r>
+        <w:rPr>
+          <w:rFonts w:ascii="Malgun Gothic" w:cs="Malgun Gothic" w:eastAsia="Malgun Gothic" w:hAnsi="Malgun Gothic"/>
+        </w:rPr>
+        <w:t xml:space="preserve">모든 시안은 마스터 이미지를 레퍼런스(1번)로 넣어 편집 생성. 새로 해석해서 스타일·카피가 바뀌면 반려</w:t>
+      </w:r>
+    </w:p>
+    <w:p>
+      <w:pPr>
+        <w:pStyle w:val="ListParagraph"/>
+        <w:numPr>
+          <w:ilvl w:val="0"/>
+          <w:numId w:val="2"/>
+        </w:numPr>
+        <w:spacing w:after="40"/>
+      </w:pPr>
+      <w:r>
+        <w:rPr>
+          <w:rFonts w:ascii="Malgun Gothic" w:cs="Malgun Gothic" w:eastAsia="Malgun Gothic" w:hAnsi="Malgun Gothic"/>
+        </w:rPr>
+        <w:t xml:space="preserve">카피 덱(정면, 고정): TURNOVA / [8잎 심볼] / THE PEELING BALM CREAM / TRX-8™ / OVERNIGHT RESURFACING · SMOOTHER-LOOKING SKIN / 80 mL / 2.7 fl oz</w:t>
+      </w:r>
+    </w:p>
+    <w:p>
+      <w:pPr>
+        <w:pStyle w:val="ListParagraph"/>
+        <w:numPr>
+          <w:ilvl w:val="0"/>
+          <w:numId w:val="2"/>
+        </w:numPr>
+        <w:spacing w:after="40"/>
+      </w:pPr>
+      <w:r>
+        <w:rPr>
+          <w:rFonts w:ascii="Malgun Gothic" w:cs="Malgun Gothic" w:eastAsia="Malgun Gothic" w:hAnsi="Malgun Gothic"/>
+        </w:rPr>
+        <w:t xml:space="preserve">카피 덱(타 SKU 가칭): THE CREAM · THE AMPOULE · THE SERUM · TRIAL · 3 mL — 같은 위계·서체</w:t>
+      </w:r>
+    </w:p>
     <w:p>
       <w:pPr>
         <w:pStyle w:val="Heading1"/>
@@ -3078,7 +3543,7 @@
                 <w:sz w:val="19"/>
                 <w:szCs w:val="19"/>
               </w:rPr>
-              <w:t xml:space="preserve">용기 바디</w:t>
+              <w:t xml:space="preserve">용기 바디 (전 SKU)</w:t>
             </w:r>
           </w:p>
         </w:tc>
@@ -3107,7 +3572,7 @@
                 <w:sz w:val="19"/>
                 <w:szCs w:val="19"/>
               </w:rPr>
-              <w:t xml:space="preserve">튜브: 무광 라미네이트 튜브(무광 외면) / 유리 자·앰플·세럼: 프로스트 에칭(산 에칭·샌드블라스트)으로 무광</w:t>
+              <w:t xml:space="preserve">무광 라미네이팅 — 오너 확정 (10/4). 튜브=무광 라미네이트 튜브, 자·앰플·세럼=무광 라미 동등 마감(무광 소프트 코팅/무광 필름 슬리브, 업체 확인)</w:t>
             </w:r>
           </w:p>
         </w:tc>
@@ -3136,7 +3601,7 @@
                 <w:sz w:val="19"/>
                 <w:szCs w:val="19"/>
               </w:rPr>
-              <w:t xml:space="preserve">"제품에 무광 라미 + 에칭" 오너 지시를 용기에도 적용한 해석 — 확인 필요</w:t>
+              <w:t xml:space="preserve">로고(워드마크·심볼)만 유광 코퍼 포일/핫스탬핑. 프로스트 유리안 폐기</w:t>
             </w:r>
           </w:p>
         </w:tc>
@@ -3814,7 +4279,7 @@
         <w:rPr>
           <w:rFonts w:ascii="Malgun Gothic" w:cs="Malgun Gothic" w:eastAsia="Malgun Gothic" w:hAnsi="Malgun Gothic"/>
         </w:rPr>
-        <w:t xml:space="preserve">배치: 워드마크 아래, 제품명 위, 패널 폭 약 18%. 3 mL 튜브는 심볼 생략, 15 mL 자는 뚜껑 윗면에만(지름 14 mm 이상)</w:t>
+        <w:t xml:space="preserve">배치: 워드마크 아래, 제품명 위, 패널 폭 약 12%. 3 mL 튜브는 심볼 생략, 15 mL 자는 뚜껑 윗면에만</w:t>
       </w:r>
     </w:p>
     <w:p>
@@ -4749,7 +5214,7 @@
                 <w:sz w:val="19"/>
                 <w:szCs w:val="19"/>
               </w:rPr>
-              <w:t xml:space="preserve">패널 폭 약 18% (15% 미만은 매대·SNS에서 형태 붕괴). 워드마크↔심볼 간격 = 심볼↔제품명 간격, 광학 중심 1~2% 위</w:t>
+              <w:t xml:space="preserve">패널 폭 약 12% (워드마크 폭의 약 1/5) — 오너 확정(10/4, 18%→12%). 선 굵기는 크기별 마스터로 보정. 워드마크↔심볼 간격 = 심볼↔제품명 간격</w:t>
             </w:r>
           </w:p>
         </w:tc>
@@ -7454,119 +7919,119 @@
           <w:sz w:val="28"/>
           <w:szCs w:val="28"/>
         </w:rPr>
-        <w:t xml:space="preserve">9-4. 마감 공정·칼선</w:t>
-      </w:r>
-    </w:p>
-    <w:p>
-      <w:pPr>
-        <w:pStyle w:val="ListParagraph"/>
-        <w:numPr>
-          <w:ilvl w:val="0"/>
-          <w:numId w:val="2"/>
-        </w:numPr>
-        <w:spacing w:after="40"/>
-      </w:pPr>
-      <w:r>
-        <w:rPr>
-          <w:rFonts w:ascii="Malgun Gothic" w:cs="Malgun Gothic" w:eastAsia="Malgun Gothic" w:hAnsi="Malgun Gothic"/>
-        </w:rPr>
-        <w:t xml:space="preserve">공정 순서(단상자): 인쇄 → 무광 라미네이팅 → 에칭 UV → 코퍼 핫포일 → 톰슨(칼선) → 접착 (업체 확인)</w:t>
-      </w:r>
-    </w:p>
-    <w:p>
-      <w:pPr>
-        <w:pStyle w:val="ListParagraph"/>
-        <w:numPr>
-          <w:ilvl w:val="0"/>
-          <w:numId w:val="2"/>
-        </w:numPr>
-        <w:spacing w:after="40"/>
-      </w:pPr>
-      <w:r>
-        <w:rPr>
-          <w:rFonts w:ascii="Malgun Gothic" w:cs="Malgun Gothic" w:eastAsia="Malgun Gothic" w:hAnsi="Malgun Gothic"/>
-        </w:rPr>
-        <w:t xml:space="preserve">무광 라미 필름은 UV·포일 적성 있는 등급으로 지정 (에칭 UV 밀착, 포일 밀착 테스트)</w:t>
-      </w:r>
-    </w:p>
-    <w:p>
-      <w:pPr>
-        <w:pStyle w:val="ListParagraph"/>
-        <w:numPr>
-          <w:ilvl w:val="0"/>
-          <w:numId w:val="2"/>
-        </w:numPr>
-        <w:spacing w:after="40"/>
-      </w:pPr>
-      <w:r>
-        <w:rPr>
-          <w:rFonts w:ascii="Malgun Gothic" w:cs="Malgun Gothic" w:eastAsia="Malgun Gothic" w:hAnsi="Malgun Gothic"/>
-        </w:rPr>
-        <w:t xml:space="preserve">접착날개: 라미는 부분 제거가 어려움 → 라미 전용 접착제 또는 접착부 표면 처리 (업체 확인), 에칭·잉크는 녹아웃</w:t>
-      </w:r>
-    </w:p>
-    <w:p>
-      <w:pPr>
-        <w:pStyle w:val="ListParagraph"/>
-        <w:numPr>
-          <w:ilvl w:val="0"/>
-          <w:numId w:val="2"/>
-        </w:numPr>
-        <w:spacing w:after="40"/>
-      </w:pPr>
-      <w:r>
-        <w:rPr>
-          <w:rFonts w:ascii="Malgun Gothic" w:cs="Malgun Gothic" w:eastAsia="Malgun Gothic" w:hAnsi="Malgun Gothic"/>
-        </w:rPr>
-        <w:t xml:space="preserve">바닥 코딩창: 라미 위 잉크젯은 밀착 불량 → 레이저 코딩 또는 라벨 방식으로 확정 필요</w:t>
-      </w:r>
-    </w:p>
-    <w:p>
-      <w:pPr>
-        <w:pStyle w:val="ListParagraph"/>
-        <w:numPr>
-          <w:ilvl w:val="0"/>
-          <w:numId w:val="2"/>
-        </w:numPr>
-        <w:spacing w:after="40"/>
-      </w:pPr>
-      <w:r>
-        <w:rPr>
-          <w:rFonts w:ascii="Malgun Gothic" w:cs="Malgun Gothic" w:eastAsia="Malgun Gothic" w:hAnsi="Malgun Gothic"/>
-        </w:rPr>
-        <w:t xml:space="preserve">스티커 존: 라미 위 스티커 부착은 양호 → 에칭만 제외</w:t>
-      </w:r>
-    </w:p>
-    <w:p>
-      <w:pPr>
-        <w:pStyle w:val="ListParagraph"/>
-        <w:numPr>
-          <w:ilvl w:val="0"/>
-          <w:numId w:val="2"/>
-        </w:numPr>
-        <w:spacing w:after="40"/>
-      </w:pPr>
-      <w:r>
-        <w:rPr>
-          <w:rFonts w:ascii="Malgun Gothic" w:cs="Malgun Gothic" w:eastAsia="Malgun Gothic" w:hAnsi="Malgun Gothic"/>
-        </w:rPr>
-        <w:t xml:space="preserve">재활용: 플라스틱 필름 라미는 종이 재활용 등급에 불리할 수 있음 → 등급 표시 영향 RA 확인</w:t>
-      </w:r>
-    </w:p>
-    <w:p>
-      <w:pPr>
-        <w:pStyle w:val="ListParagraph"/>
-        <w:numPr>
-          <w:ilvl w:val="0"/>
-          <w:numId w:val="2"/>
-        </w:numPr>
-        <w:spacing w:after="40"/>
-      </w:pPr>
-      <w:r>
-        <w:rPr>
-          <w:rFonts w:ascii="Malgun Gothic" w:cs="Malgun Gothic" w:eastAsia="Malgun Gothic" w:hAnsi="Malgun Gothic"/>
-        </w:rPr>
-        <w:t xml:space="preserve">칼선 도면: turnova-dielines/ (SKU 5종, SVG·PDF 실척, 레이어: 칼선·괘선·도련·안전영역·포일·에칭·녹아웃). 치수는 가정값 → 용기 업체 도면 수령 후 make_dielines.py 수치만 수정해 재출력</w:t>
+        <w:t xml:space="preserve">9-5. 단상자 구조 — 플립(앞표지 개폐)형</w:t>
+      </w:r>
+    </w:p>
+    <w:p>
+      <w:pPr>
+        <w:pStyle w:val="ListParagraph"/>
+        <w:numPr>
+          <w:ilvl w:val="0"/>
+          <w:numId w:val="2"/>
+        </w:numPr>
+        <w:spacing w:after="40"/>
+      </w:pPr>
+      <w:r>
+        <w:rPr>
+          <w:rFonts w:ascii="Malgun Gothic" w:cs="Malgun Gothic" w:eastAsia="Malgun Gothic" w:hAnsi="Malgun Gothic"/>
+        </w:rPr>
+        <w:t xml:space="preserve">구조 (오너 지정 10/4, 샬롯 틸버리식): 앞표지가 책 표지처럼 열리는 플립 단상자</w:t>
+      </w:r>
+    </w:p>
+    <w:p>
+      <w:pPr>
+        <w:pStyle w:val="ListParagraph"/>
+        <w:numPr>
+          <w:ilvl w:val="0"/>
+          <w:numId w:val="2"/>
+        </w:numPr>
+        <w:spacing w:after="40"/>
+      </w:pPr>
+      <w:r>
+        <w:rPr>
+          <w:rFonts w:ascii="Malgun Gothic" w:cs="Malgun Gothic" w:eastAsia="Malgun Gothic" w:hAnsi="Malgun Gothic"/>
+        </w:rPr>
+        <w:t xml:space="preserve">닫힘: 앞표지 = 마스터 정면 배치 (워드마크·심볼·제품명·TRX-8™·효능·용량)</w:t>
+      </w:r>
+    </w:p>
+    <w:p>
+      <w:pPr>
+        <w:pStyle w:val="ListParagraph"/>
+        <w:numPr>
+          <w:ilvl w:val="0"/>
+          <w:numId w:val="2"/>
+        </w:numPr>
+        <w:spacing w:after="40"/>
+      </w:pPr>
+      <w:r>
+        <w:rPr>
+          <w:rFonts w:ascii="Malgun Gothic" w:cs="Malgun Gothic" w:eastAsia="Malgun Gothic" w:hAnsi="Malgun Gothic"/>
+        </w:rPr>
+        <w:t xml:space="preserve">열림: 안쪽 정면 = 헤드라인 % 클레임 + 비포/애프터 2컷 + 체크리스트(□ TEXTURE 등) + 시험 조건 각주(*)</w:t>
+      </w:r>
+    </w:p>
+    <w:p>
+      <w:pPr>
+        <w:pStyle w:val="ListParagraph"/>
+        <w:numPr>
+          <w:ilvl w:val="0"/>
+          <w:numId w:val="2"/>
+        </w:numPr>
+        <w:spacing w:after="40"/>
+      </w:pPr>
+      <w:r>
+        <w:rPr>
+          <w:rFonts w:ascii="Malgun Gothic" w:cs="Malgun Gothic" w:eastAsia="Malgun Gothic" w:hAnsi="Malgun Gothic"/>
+        </w:rPr>
+        <w:t xml:space="preserve">우측면 = % 클레임 3줄 + 비포/애프터 2컷 + 각주. 좌측면 = 성분 스토리 + 스티커 존. 후면 = 법정 표시·바코드·QR</w:t>
+      </w:r>
+    </w:p>
+    <w:p>
+      <w:pPr>
+        <w:pStyle w:val="ListParagraph"/>
+        <w:numPr>
+          <w:ilvl w:val="0"/>
+          <w:numId w:val="2"/>
+        </w:numPr>
+        <w:spacing w:after="40"/>
+      </w:pPr>
+      <w:r>
+        <w:rPr>
+          <w:rFonts w:ascii="Malgun Gothic" w:cs="Malgun Gothic" w:eastAsia="Malgun Gothic" w:hAnsi="Malgun Gothic"/>
+        </w:rPr>
+        <w:t xml:space="preserve">표지 안쪽면(선택, 양면 인쇄): 사용법 · 8 PM 리추얼</w:t>
+      </w:r>
+    </w:p>
+    <w:p>
+      <w:pPr>
+        <w:pStyle w:val="ListParagraph"/>
+        <w:numPr>
+          <w:ilvl w:val="0"/>
+          <w:numId w:val="2"/>
+        </w:numPr>
+        <w:spacing w:after="40"/>
+      </w:pPr>
+      <w:r>
+        <w:rPr>
+          <w:rFonts w:ascii="Malgun Gothic" w:cs="Malgun Gothic" w:eastAsia="Malgun Gothic" w:hAnsi="Malgun Gothic"/>
+        </w:rPr>
+        <w:t xml:space="preserve">칼선: turnova-dielines/turnova-flip-dieline-*.svg/pdf (펼침 순서 앞표지|좌측|후면|우측|안쪽 정면|접착), 앞표지 자유단 엄지 홈, 경첩 이중 괘선</w:t>
+      </w:r>
+    </w:p>
+    <w:p>
+      <w:pPr>
+        <w:pStyle w:val="ListParagraph"/>
+        <w:numPr>
+          <w:ilvl w:val="0"/>
+          <w:numId w:val="2"/>
+        </w:numPr>
+        <w:spacing w:after="40"/>
+      </w:pPr>
+      <w:r>
+        <w:rPr>
+          <w:rFonts w:ascii="Malgun Gothic" w:cs="Malgun Gothic" w:eastAsia="Malgun Gothic" w:hAnsi="Malgun Gothic"/>
+        </w:rPr>
+        <w:t xml:space="preserve">클레임 카피 스타일은 레퍼런스처럼 % 대문자 헤드라인 + 체크리스트지만, 수치·사진은 실증 전 전부 "00%" 자리표시 (가이드 9-1)</w:t>
       </w:r>
     </w:p>
     <w:p>
@@ -7583,6 +8048,135 @@
           <w:sz w:val="28"/>
           <w:szCs w:val="28"/>
         </w:rPr>
+        <w:t xml:space="preserve">9-4. 마감 공정·칼선</w:t>
+      </w:r>
+    </w:p>
+    <w:p>
+      <w:pPr>
+        <w:pStyle w:val="ListParagraph"/>
+        <w:numPr>
+          <w:ilvl w:val="0"/>
+          <w:numId w:val="2"/>
+        </w:numPr>
+        <w:spacing w:after="40"/>
+      </w:pPr>
+      <w:r>
+        <w:rPr>
+          <w:rFonts w:ascii="Malgun Gothic" w:cs="Malgun Gothic" w:eastAsia="Malgun Gothic" w:hAnsi="Malgun Gothic"/>
+        </w:rPr>
+        <w:t xml:space="preserve">공정 순서(단상자): 인쇄 → 무광 라미네이팅 → 에칭 UV → 코퍼 핫포일 → 톰슨(칼선) → 접착 (업체 확인)</w:t>
+      </w:r>
+    </w:p>
+    <w:p>
+      <w:pPr>
+        <w:pStyle w:val="ListParagraph"/>
+        <w:numPr>
+          <w:ilvl w:val="0"/>
+          <w:numId w:val="2"/>
+        </w:numPr>
+        <w:spacing w:after="40"/>
+      </w:pPr>
+      <w:r>
+        <w:rPr>
+          <w:rFonts w:ascii="Malgun Gothic" w:cs="Malgun Gothic" w:eastAsia="Malgun Gothic" w:hAnsi="Malgun Gothic"/>
+        </w:rPr>
+        <w:t xml:space="preserve">무광 라미 필름은 UV·포일 적성 있는 등급으로 지정 (에칭 UV 밀착, 포일 밀착 테스트)</w:t>
+      </w:r>
+    </w:p>
+    <w:p>
+      <w:pPr>
+        <w:pStyle w:val="ListParagraph"/>
+        <w:numPr>
+          <w:ilvl w:val="0"/>
+          <w:numId w:val="2"/>
+        </w:numPr>
+        <w:spacing w:after="40"/>
+      </w:pPr>
+      <w:r>
+        <w:rPr>
+          <w:rFonts w:ascii="Malgun Gothic" w:cs="Malgun Gothic" w:eastAsia="Malgun Gothic" w:hAnsi="Malgun Gothic"/>
+        </w:rPr>
+        <w:t xml:space="preserve">접착날개: 라미는 부분 제거가 어려움 → 라미 전용 접착제 또는 접착부 표면 처리 (업체 확인), 에칭·잉크는 녹아웃</w:t>
+      </w:r>
+    </w:p>
+    <w:p>
+      <w:pPr>
+        <w:pStyle w:val="ListParagraph"/>
+        <w:numPr>
+          <w:ilvl w:val="0"/>
+          <w:numId w:val="2"/>
+        </w:numPr>
+        <w:spacing w:after="40"/>
+      </w:pPr>
+      <w:r>
+        <w:rPr>
+          <w:rFonts w:ascii="Malgun Gothic" w:cs="Malgun Gothic" w:eastAsia="Malgun Gothic" w:hAnsi="Malgun Gothic"/>
+        </w:rPr>
+        <w:t xml:space="preserve">바닥 코딩창: 라미 위 잉크젯은 밀착 불량 → 레이저 코딩 또는 라벨 방식으로 확정 필요</w:t>
+      </w:r>
+    </w:p>
+    <w:p>
+      <w:pPr>
+        <w:pStyle w:val="ListParagraph"/>
+        <w:numPr>
+          <w:ilvl w:val="0"/>
+          <w:numId w:val="2"/>
+        </w:numPr>
+        <w:spacing w:after="40"/>
+      </w:pPr>
+      <w:r>
+        <w:rPr>
+          <w:rFonts w:ascii="Malgun Gothic" w:cs="Malgun Gothic" w:eastAsia="Malgun Gothic" w:hAnsi="Malgun Gothic"/>
+        </w:rPr>
+        <w:t xml:space="preserve">스티커 존: 라미 위 스티커 부착은 양호 → 에칭만 제외</w:t>
+      </w:r>
+    </w:p>
+    <w:p>
+      <w:pPr>
+        <w:pStyle w:val="ListParagraph"/>
+        <w:numPr>
+          <w:ilvl w:val="0"/>
+          <w:numId w:val="2"/>
+        </w:numPr>
+        <w:spacing w:after="40"/>
+      </w:pPr>
+      <w:r>
+        <w:rPr>
+          <w:rFonts w:ascii="Malgun Gothic" w:cs="Malgun Gothic" w:eastAsia="Malgun Gothic" w:hAnsi="Malgun Gothic"/>
+        </w:rPr>
+        <w:t xml:space="preserve">재활용: 플라스틱 필름 라미는 종이 재활용 등급에 불리할 수 있음 → 등급 표시 영향 RA 확인</w:t>
+      </w:r>
+    </w:p>
+    <w:p>
+      <w:pPr>
+        <w:pStyle w:val="ListParagraph"/>
+        <w:numPr>
+          <w:ilvl w:val="0"/>
+          <w:numId w:val="2"/>
+        </w:numPr>
+        <w:spacing w:after="40"/>
+      </w:pPr>
+      <w:r>
+        <w:rPr>
+          <w:rFonts w:ascii="Malgun Gothic" w:cs="Malgun Gothic" w:eastAsia="Malgun Gothic" w:hAnsi="Malgun Gothic"/>
+        </w:rPr>
+        <w:t xml:space="preserve">칼선 도면: turnova-dielines/ (SKU 5종, SVG·PDF 실척, 레이어: 칼선·괘선·도련·안전영역·포일·에칭·녹아웃). 치수는 가정값 → 용기 업체 도면 수령 후 make_dielines.py 수치만 수정해 재출력</w:t>
+      </w:r>
+    </w:p>
+    <w:p>
+      <w:pPr>
+        <w:pStyle w:val="Heading1"/>
+        <w:spacing w:after="120" w:before="280"/>
+      </w:pPr>
+      <w:r>
+        <w:rPr>
+          <w:rFonts w:ascii="Malgun Gothic" w:cs="Malgun Gothic" w:eastAsia="Malgun Gothic" w:hAnsi="Malgun Gothic"/>
+          <w:b/>
+          <w:bCs/>
+          <w:color w:val="1E22AA"/>
+          <w:sz w:val="28"/>
+          <w:szCs w:val="28"/>
+        </w:rPr>
         <w:t xml:space="preserve">10. v4에서 폐기하는 규칙</w:t>
       </w:r>
     </w:p>
@@ -7825,7 +8419,7 @@
         <w:rPr>
           <w:rFonts w:ascii="Malgun Gothic" w:cs="Malgun Gothic" w:eastAsia="Malgun Gothic" w:hAnsi="Malgun Gothic"/>
         </w:rPr>
-        <w:t xml:space="preserve">유리 용기(자·앰플·세럼)도 프로스트 에칭 무광으로 갈지</w:t>
+        <w:t xml:space="preserve">플립 표지 닫힘 방식: 마찰 / 투명 원형 씰 / 마이크로 자석</w:t>
       </w:r>
     </w:p>
     <w:p>

--- a/turnova-guide-src/turnova-design-guide-v5.docx
+++ b/turnova-guide-src/turnova-design-guide-v5.docx
@@ -15,7 +15,7 @@
           <w:sz w:val="34"/>
           <w:szCs w:val="34"/>
         </w:rPr>
-        <w:t xml:space="preserve">TURNOVA 디자인 가이드 v5.7 — Augustinus Bader 벤치마크</w:t>
+        <w:t xml:space="preserve">TURNOVA 디자인 가이드 v5.8 — Augustinus Bader 벤치마크</w:t>
       </w:r>
     </w:p>
     <w:p>
@@ -29,7 +29,7 @@
           <w:sz w:val="18"/>
           <w:szCs w:val="18"/>
         </w:rPr>
-        <w:t xml:space="preserve">디자인·마케팅팀 정리 · 2026년 10월 4일 (v5.7: 마스터 시안 고정, 용기 전부 무광 라미, 심볼 12%, 플립 단상자) · @Jin · v4까지의 "AB 거리두기" 방향을 폐기하고 다시 잡음</w:t>
+        <w:t xml:space="preserve">디자인·마케팅팀 정리 · 2026년 10월 4일 (v5.8: 용기 형태 레퍼런스 5종 추가) · @Jin · v4까지의 "AB 거리두기" 방향을 폐기하고 다시 잡음</w:t>
       </w:r>
     </w:p>
     <w:p>
@@ -1537,6 +1537,98 @@
                 <w:szCs w:val="19"/>
               </w:rPr>
               <w:t xml:space="preserve">9-5 플립 구조 + turnova-flip-dieline 5종</w:t>
+            </w:r>
+          </w:p>
+        </w:tc>
+      </w:tr>
+      <w:tr>
+        <w:trPr>
+          <w:tblHeader w:val="false"/>
+        </w:trPr>
+        <w:tc>
+          <w:tcPr>
+            <w:tcW w:type="dxa" w:w="963"/>
+            <w:tcBorders>
+              <w:top w:val="single" w:color="C8CCD8" w:sz="4"/>
+              <w:left w:val="single" w:color="C8CCD8" w:sz="4"/>
+              <w:bottom w:val="single" w:color="C8CCD8" w:sz="4"/>
+              <w:right w:val="single" w:color="C8CCD8" w:sz="4"/>
+            </w:tcBorders>
+            <w:tcMar>
+              <w:top w:type="dxa" w:w="60"/>
+              <w:left w:type="dxa" w:w="100"/>
+              <w:bottom w:type="dxa" w:w="60"/>
+              <w:right w:type="dxa" w:w="100"/>
+            </w:tcMar>
+          </w:tcPr>
+          <w:p>
+            <w:r>
+              <w:rPr>
+                <w:rFonts w:ascii="Malgun Gothic" w:cs="Malgun Gothic" w:eastAsia="Malgun Gothic" w:hAnsi="Malgun Gothic"/>
+                <w:b/>
+                <w:bCs/>
+                <w:sz w:val="19"/>
+                <w:szCs w:val="19"/>
+              </w:rPr>
+              <w:t xml:space="preserve">10/4</w:t>
+            </w:r>
+          </w:p>
+        </w:tc>
+        <w:tc>
+          <w:tcPr>
+            <w:tcW w:type="dxa" w:w="4337"/>
+            <w:tcBorders>
+              <w:top w:val="single" w:color="C8CCD8" w:sz="4"/>
+              <w:left w:val="single" w:color="C8CCD8" w:sz="4"/>
+              <w:bottom w:val="single" w:color="C8CCD8" w:sz="4"/>
+              <w:right w:val="single" w:color="C8CCD8" w:sz="4"/>
+            </w:tcBorders>
+            <w:tcMar>
+              <w:top w:type="dxa" w:w="60"/>
+              <w:left w:type="dxa" w:w="100"/>
+              <w:bottom w:type="dxa" w:w="60"/>
+              <w:right w:type="dxa" w:w="100"/>
+            </w:tcMar>
+          </w:tcPr>
+          <w:p>
+            <w:r>
+              <w:rPr>
+                <w:rFonts w:ascii="Malgun Gothic" w:cs="Malgun Gothic" w:eastAsia="Malgun Gothic" w:hAnsi="Malgun Gothic"/>
+                <w:b w:val="false"/>
+                <w:bCs w:val="false"/>
+                <w:sz w:val="19"/>
+                <w:szCs w:val="19"/>
+              </w:rPr>
+              <w:t xml:space="preserve">AB 슬림튜브·미스트병, RoC 자·스틱, 코퍼 미니튜브 세트 레퍼런스로 추가 시안</w:t>
+            </w:r>
+          </w:p>
+        </w:tc>
+        <w:tc>
+          <w:tcPr>
+            <w:tcW w:type="dxa" w:w="4338"/>
+            <w:tcBorders>
+              <w:top w:val="single" w:color="C8CCD8" w:sz="4"/>
+              <w:left w:val="single" w:color="C8CCD8" w:sz="4"/>
+              <w:bottom w:val="single" w:color="C8CCD8" w:sz="4"/>
+              <w:right w:val="single" w:color="C8CCD8" w:sz="4"/>
+            </w:tcBorders>
+            <w:tcMar>
+              <w:top w:type="dxa" w:w="60"/>
+              <w:left w:type="dxa" w:w="100"/>
+              <w:bottom w:type="dxa" w:w="60"/>
+              <w:right w:type="dxa" w:w="100"/>
+            </w:tcMar>
+          </w:tcPr>
+          <w:p>
+            <w:r>
+              <w:rPr>
+                <w:rFonts w:ascii="Malgun Gothic" w:cs="Malgun Gothic" w:eastAsia="Malgun Gothic" w:hAnsi="Malgun Gothic"/>
+                <w:b w:val="false"/>
+                <w:bCs w:val="false"/>
+                <w:sz w:val="19"/>
+                <w:szCs w:val="19"/>
+              </w:rPr>
+              <w:t xml:space="preserve">9-0 용기 형태 레퍼런스 신설 + v10 시안 5종</w:t>
             </w:r>
           </w:p>
         </w:tc>
@@ -6728,6 +6820,135 @@
           <w:sz w:val="28"/>
           <w:szCs w:val="28"/>
         </w:rPr>
+        <w:t xml:space="preserve">9-0. 용기 형태 레퍼런스 (오너 지정)</w:t>
+      </w:r>
+    </w:p>
+    <w:p>
+      <w:pPr>
+        <w:pStyle w:val="ListParagraph"/>
+        <w:numPr>
+          <w:ilvl w:val="0"/>
+          <w:numId w:val="2"/>
+        </w:numPr>
+        <w:spacing w:after="40"/>
+      </w:pPr>
+      <w:r>
+        <w:rPr>
+          <w:rFonts w:ascii="Malgun Gothic" w:cs="Malgun Gothic" w:eastAsia="Malgun Gothic" w:hAnsi="Malgun Gothic"/>
+        </w:rPr>
+        <w:t xml:space="preserve">오너 지정 레퍼런스(10/4): AB 라이트크림 슬림 튜브 · RoC 크림 자 · AB 페이스미스트 병 · RoC 세럼 스틱 · 코퍼 멜더 미니튜브 세트 — 형태·구조만 차용, 상대 브랜드 로고·배치·문구·클레임은 절대 차용 금지 (트레이드드레스·광고 규정)</w:t>
+      </w:r>
+    </w:p>
+    <w:p>
+      <w:pPr>
+        <w:pStyle w:val="ListParagraph"/>
+        <w:numPr>
+          <w:ilvl w:val="0"/>
+          <w:numId w:val="2"/>
+        </w:numPr>
+        <w:spacing w:after="40"/>
+      </w:pPr>
+      <w:r>
+        <w:rPr>
+          <w:rFonts w:ascii="Malgun Gothic" w:cs="Malgun Gothic" w:eastAsia="Malgun Gothic" w:hAnsi="Malgun Gothic"/>
+        </w:rPr>
+        <w:t xml:space="preserve">앰플 30 mL → 슬림 에어리스 펌프 튜브 + 상단 코퍼 밴드 (v10_1). 정면 = 마스터 전체 카피 덱</w:t>
+      </w:r>
+    </w:p>
+    <w:p>
+      <w:pPr>
+        <w:pStyle w:val="ListParagraph"/>
+        <w:numPr>
+          <w:ilvl w:val="0"/>
+          <w:numId w:val="2"/>
+        </w:numPr>
+        <w:spacing w:after="40"/>
+      </w:pPr>
+      <w:r>
+        <w:rPr>
+          <w:rFonts w:ascii="Malgun Gothic" w:cs="Malgun Gothic" w:eastAsia="Malgun Gothic" w:hAnsi="Malgun Gothic"/>
+        </w:rPr>
+        <w:t xml:space="preserve">자 15/30 mL → 넓고 낮은 원형 자 + 깊은 스크류 뚜껑, 뚜껑·바디 경계 코퍼 라인 (v10_2). 정면 = 워드마크·심볼·제품명·TRX-8™·용량 (효능 줄 생략 가능)</w:t>
+      </w:r>
+    </w:p>
+    <w:p>
+      <w:pPr>
+        <w:pStyle w:val="ListParagraph"/>
+        <w:numPr>
+          <w:ilvl w:val="0"/>
+          <w:numId w:val="2"/>
+        </w:numPr>
+        <w:spacing w:after="40"/>
+      </w:pPr>
+      <w:r>
+        <w:rPr>
+          <w:rFonts w:ascii="Malgun Gothic" w:cs="Malgun Gothic" w:eastAsia="Malgun Gothic" w:hAnsi="Malgun Gothic"/>
+        </w:rPr>
+        <w:t xml:space="preserve">세럼 30 mL → 원통 유리병(무광 코팅) + 브러시드 코퍼 펌프·오버캡, 캡 윗면 심볼 소형 (v10_3)</w:t>
+      </w:r>
+    </w:p>
+    <w:p>
+      <w:pPr>
+        <w:pStyle w:val="ListParagraph"/>
+        <w:numPr>
+          <w:ilvl w:val="0"/>
+          <w:numId w:val="2"/>
+        </w:numPr>
+        <w:spacing w:after="40"/>
+      </w:pPr>
+      <w:r>
+        <w:rPr>
+          <w:rFonts w:ascii="Malgun Gothic" w:cs="Malgun Gothic" w:eastAsia="Malgun Gothic" w:hAnsi="Malgun Gothic"/>
+        </w:rPr>
+        <w:t xml:space="preserve">스틱(신규 제안, 미확정) → 트위스트업 스틱, 하단 코퍼 베이스 (v10_4). "THE PEELING BALM STICK"·15 g은 가칭·가정 — 오너 승인 전 사용 금지. 고형 제품은 순중량(g/oz) 표기</w:t>
+      </w:r>
+    </w:p>
+    <w:p>
+      <w:pPr>
+        <w:pStyle w:val="ListParagraph"/>
+        <w:numPr>
+          <w:ilvl w:val="0"/>
+          <w:numId w:val="2"/>
+        </w:numPr>
+        <w:spacing w:after="40"/>
+      </w:pPr>
+      <w:r>
+        <w:rPr>
+          <w:rFonts w:ascii="Malgun Gothic" w:cs="Malgun Gothic" w:eastAsia="Malgun Gothic" w:hAnsi="Malgun Gothic"/>
+        </w:rPr>
+        <w:t xml:space="preserve">트라이얼 키트 → 3 mL 미니튜브 8개(브랜드 숫자 8) + 앞이 열린 디스플레이 단상자 (v10_5). 키트 정면 "8 × 3 mL". 미니튜브는 심볼 생략, 소용량 표시 규정은 9-1 따름</w:t>
+      </w:r>
+    </w:p>
+    <w:p>
+      <w:pPr>
+        <w:pStyle w:val="ListParagraph"/>
+        <w:numPr>
+          <w:ilvl w:val="0"/>
+          <w:numId w:val="2"/>
+        </w:numPr>
+        <w:spacing w:after="40"/>
+      </w:pPr>
+      <w:r>
+        <w:rPr>
+          <w:rFonts w:ascii="Malgun Gothic" w:cs="Malgun Gothic" w:eastAsia="Malgun Gothic" w:hAnsi="Malgun Gothic"/>
+        </w:rPr>
+        <w:t xml:space="preserve">모든 형태 공통: 무광 라미/무광 코팅, 유광 코퍼는 워드마크·심볼만, 심볼 12%, 배경 패턴 없음</w:t>
+      </w:r>
+    </w:p>
+    <w:p>
+      <w:pPr>
+        <w:pStyle w:val="Heading1"/>
+        <w:spacing w:after="120" w:before="280"/>
+      </w:pPr>
+      <w:r>
+        <w:rPr>
+          <w:rFonts w:ascii="Malgun Gothic" w:cs="Malgun Gothic" w:eastAsia="Malgun Gothic" w:hAnsi="Malgun Gothic"/>
+          <w:b/>
+          <w:bCs/>
+          <w:color w:val="1E22AA"/>
+          <w:sz w:val="28"/>
+          <w:szCs w:val="28"/>
+        </w:rPr>
         <w:t xml:space="preserve">9-1. 해외 수출 RA — 전 SKU 공통</w:t>
       </w:r>
     </w:p>
@@ -8404,6 +8625,22 @@
           <w:szCs w:val="28"/>
         </w:rPr>
         <w:t xml:space="preserve">11. 오너 결정 필요</w:t>
+      </w:r>
+    </w:p>
+    <w:p>
+      <w:pPr>
+        <w:pStyle w:val="ListParagraph"/>
+        <w:numPr>
+          <w:ilvl w:val="0"/>
+          <w:numId w:val="2"/>
+        </w:numPr>
+        <w:spacing w:after="40"/>
+      </w:pPr>
+      <w:r>
+        <w:rPr>
+          <w:rFonts w:ascii="Malgun Gothic" w:cs="Malgun Gothic" w:eastAsia="Malgun Gothic" w:hAnsi="Malgun Gothic"/>
+        </w:rPr>
+        <w:t xml:space="preserve">스틱 SKU 추가 여부·제품명·용량, 트라이얼 키트 구성(8개) 확정</w:t>
       </w:r>
     </w:p>
     <w:p>

--- a/turnova-guide-src/turnova-design-guide-v5.docx
+++ b/turnova-guide-src/turnova-design-guide-v5.docx
@@ -15,7 +15,7 @@
           <w:sz w:val="34"/>
           <w:szCs w:val="34"/>
         </w:rPr>
-        <w:t xml:space="preserve">TURNOVA 디자인 가이드 v5.8 — Augustinus Bader 벤치마크</w:t>
+        <w:t xml:space="preserve">TURNOVA 디자인 가이드 v5.9 — Augustinus Bader 벤치마크</w:t>
       </w:r>
     </w:p>
     <w:p>
@@ -29,7 +29,7 @@
           <w:sz w:val="18"/>
           <w:szCs w:val="18"/>
         </w:rPr>
-        <w:t xml:space="preserve">디자인·마케팅팀 정리 · 2026년 10월 4일 (v5.8: 용기 형태 레퍼런스 5종 추가) · @Jin · v4까지의 "AB 거리두기" 방향을 폐기하고 다시 잡음</w:t>
+        <w:t xml:space="preserve">디자인·마케팅팀 정리 · 2026년 10월 6일 (v5.9: 자 띠 제거·코퍼 뚜껑, 스틱 올 블루) · @Jin · v4까지의 "AB 거리두기" 방향을 폐기하고 다시 잡음</w:t>
       </w:r>
     </w:p>
     <w:p>
@@ -1629,6 +1629,190 @@
                 <w:szCs w:val="19"/>
               </w:rPr>
               <w:t xml:space="preserve">9-0 용기 형태 레퍼런스 신설 + v10 시안 5종</w:t>
+            </w:r>
+          </w:p>
+        </w:tc>
+      </w:tr>
+      <w:tr>
+        <w:trPr>
+          <w:tblHeader w:val="false"/>
+        </w:trPr>
+        <w:tc>
+          <w:tcPr>
+            <w:tcW w:type="dxa" w:w="963"/>
+            <w:tcBorders>
+              <w:top w:val="single" w:color="C8CCD8" w:sz="4"/>
+              <w:left w:val="single" w:color="C8CCD8" w:sz="4"/>
+              <w:bottom w:val="single" w:color="C8CCD8" w:sz="4"/>
+              <w:right w:val="single" w:color="C8CCD8" w:sz="4"/>
+            </w:tcBorders>
+            <w:tcMar>
+              <w:top w:type="dxa" w:w="60"/>
+              <w:left w:type="dxa" w:w="100"/>
+              <w:bottom w:type="dxa" w:w="60"/>
+              <w:right w:type="dxa" w:w="100"/>
+            </w:tcMar>
+          </w:tcPr>
+          <w:p>
+            <w:r>
+              <w:rPr>
+                <w:rFonts w:ascii="Malgun Gothic" w:cs="Malgun Gothic" w:eastAsia="Malgun Gothic" w:hAnsi="Malgun Gothic"/>
+                <w:b/>
+                <w:bCs/>
+                <w:sz w:val="19"/>
+                <w:szCs w:val="19"/>
+              </w:rPr>
+              <w:t xml:space="preserve">10/6</w:t>
+            </w:r>
+          </w:p>
+        </w:tc>
+        <w:tc>
+          <w:tcPr>
+            <w:tcW w:type="dxa" w:w="4337"/>
+            <w:tcBorders>
+              <w:top w:val="single" w:color="C8CCD8" w:sz="4"/>
+              <w:left w:val="single" w:color="C8CCD8" w:sz="4"/>
+              <w:bottom w:val="single" w:color="C8CCD8" w:sz="4"/>
+              <w:right w:val="single" w:color="C8CCD8" w:sz="4"/>
+            </w:tcBorders>
+            <w:tcMar>
+              <w:top w:type="dxa" w:w="60"/>
+              <w:left w:type="dxa" w:w="100"/>
+              <w:bottom w:type="dxa" w:w="60"/>
+              <w:right w:type="dxa" w:w="100"/>
+            </w:tcMar>
+          </w:tcPr>
+          <w:p>
+            <w:r>
+              <w:rPr>
+                <w:rFonts w:ascii="Malgun Gothic" w:cs="Malgun Gothic" w:eastAsia="Malgun Gothic" w:hAnsi="Malgun Gothic"/>
+                <w:b w:val="false"/>
+                <w:bCs w:val="false"/>
+                <w:sz w:val="19"/>
+                <w:szCs w:val="19"/>
+              </w:rPr>
+              <w:t xml:space="preserve">자는 띠 없이 용기 블루·뚜껑 골드(코퍼)로 구분</w:t>
+            </w:r>
+          </w:p>
+        </w:tc>
+        <w:tc>
+          <w:tcPr>
+            <w:tcW w:type="dxa" w:w="4338"/>
+            <w:tcBorders>
+              <w:top w:val="single" w:color="C8CCD8" w:sz="4"/>
+              <w:left w:val="single" w:color="C8CCD8" w:sz="4"/>
+              <w:bottom w:val="single" w:color="C8CCD8" w:sz="4"/>
+              <w:right w:val="single" w:color="C8CCD8" w:sz="4"/>
+            </w:tcBorders>
+            <w:tcMar>
+              <w:top w:type="dxa" w:w="60"/>
+              <w:left w:type="dxa" w:w="100"/>
+              <w:bottom w:type="dxa" w:w="60"/>
+              <w:right w:type="dxa" w:w="100"/>
+            </w:tcMar>
+          </w:tcPr>
+          <w:p>
+            <w:r>
+              <w:rPr>
+                <w:rFonts w:ascii="Malgun Gothic" w:cs="Malgun Gothic" w:eastAsia="Malgun Gothic" w:hAnsi="Malgun Gothic"/>
+                <w:b w:val="false"/>
+                <w:bCs w:val="false"/>
+                <w:sz w:val="19"/>
+                <w:szCs w:val="19"/>
+              </w:rPr>
+              <w:t xml:space="preserve">9-0 자 항목 수정 + v11_1</w:t>
+            </w:r>
+          </w:p>
+        </w:tc>
+      </w:tr>
+      <w:tr>
+        <w:trPr>
+          <w:tblHeader w:val="false"/>
+        </w:trPr>
+        <w:tc>
+          <w:tcPr>
+            <w:tcW w:type="dxa" w:w="963"/>
+            <w:tcBorders>
+              <w:top w:val="single" w:color="C8CCD8" w:sz="4"/>
+              <w:left w:val="single" w:color="C8CCD8" w:sz="4"/>
+              <w:bottom w:val="single" w:color="C8CCD8" w:sz="4"/>
+              <w:right w:val="single" w:color="C8CCD8" w:sz="4"/>
+            </w:tcBorders>
+            <w:tcMar>
+              <w:top w:type="dxa" w:w="60"/>
+              <w:left w:type="dxa" w:w="100"/>
+              <w:bottom w:type="dxa" w:w="60"/>
+              <w:right w:type="dxa" w:w="100"/>
+            </w:tcMar>
+          </w:tcPr>
+          <w:p>
+            <w:r>
+              <w:rPr>
+                <w:rFonts w:ascii="Malgun Gothic" w:cs="Malgun Gothic" w:eastAsia="Malgun Gothic" w:hAnsi="Malgun Gothic"/>
+                <w:b/>
+                <w:bCs/>
+                <w:sz w:val="19"/>
+                <w:szCs w:val="19"/>
+              </w:rPr>
+              <w:t xml:space="preserve">10/6</w:t>
+            </w:r>
+          </w:p>
+        </w:tc>
+        <w:tc>
+          <w:tcPr>
+            <w:tcW w:type="dxa" w:w="4337"/>
+            <w:tcBorders>
+              <w:top w:val="single" w:color="C8CCD8" w:sz="4"/>
+              <w:left w:val="single" w:color="C8CCD8" w:sz="4"/>
+              <w:bottom w:val="single" w:color="C8CCD8" w:sz="4"/>
+              <w:right w:val="single" w:color="C8CCD8" w:sz="4"/>
+            </w:tcBorders>
+            <w:tcMar>
+              <w:top w:type="dxa" w:w="60"/>
+              <w:left w:type="dxa" w:w="100"/>
+              <w:bottom w:type="dxa" w:w="60"/>
+              <w:right w:type="dxa" w:w="100"/>
+            </w:tcMar>
+          </w:tcPr>
+          <w:p>
+            <w:r>
+              <w:rPr>
+                <w:rFonts w:ascii="Malgun Gothic" w:cs="Malgun Gothic" w:eastAsia="Malgun Gothic" w:hAnsi="Malgun Gothic"/>
+                <w:b w:val="false"/>
+                <w:bCs w:val="false"/>
+                <w:sz w:val="19"/>
+                <w:szCs w:val="19"/>
+              </w:rPr>
+              <w:t xml:space="preserve">스틱 블루로만 시안 추가</w:t>
+            </w:r>
+          </w:p>
+        </w:tc>
+        <w:tc>
+          <w:tcPr>
+            <w:tcW w:type="dxa" w:w="4338"/>
+            <w:tcBorders>
+              <w:top w:val="single" w:color="C8CCD8" w:sz="4"/>
+              <w:left w:val="single" w:color="C8CCD8" w:sz="4"/>
+              <w:bottom w:val="single" w:color="C8CCD8" w:sz="4"/>
+              <w:right w:val="single" w:color="C8CCD8" w:sz="4"/>
+            </w:tcBorders>
+            <w:tcMar>
+              <w:top w:type="dxa" w:w="60"/>
+              <w:left w:type="dxa" w:w="100"/>
+              <w:bottom w:type="dxa" w:w="60"/>
+              <w:right w:type="dxa" w:w="100"/>
+            </w:tcMar>
+          </w:tcPr>
+          <w:p>
+            <w:r>
+              <w:rPr>
+                <w:rFonts w:ascii="Malgun Gothic" w:cs="Malgun Gothic" w:eastAsia="Malgun Gothic" w:hAnsi="Malgun Gothic"/>
+                <w:b w:val="false"/>
+                <w:bCs w:val="false"/>
+                <w:sz w:val="19"/>
+                <w:szCs w:val="19"/>
+              </w:rPr>
+              <w:t xml:space="preserve">9-0 스틱 항목에 올 블루 기본안 + v11_2</w:t>
             </w:r>
           </w:p>
         </w:tc>
@@ -6868,7 +7052,7 @@
         <w:rPr>
           <w:rFonts w:ascii="Malgun Gothic" w:cs="Malgun Gothic" w:eastAsia="Malgun Gothic" w:hAnsi="Malgun Gothic"/>
         </w:rPr>
-        <w:t xml:space="preserve">자 15/30 mL → 넓고 낮은 원형 자 + 깊은 스크류 뚜껑, 뚜껑·바디 경계 코퍼 라인 (v10_2). 정면 = 워드마크·심볼·제품명·TRX-8™·용량 (효능 줄 생략 가능)</w:t>
+        <w:t xml:space="preserve">자 15/30 mL → 넓고 낮은 원형 자. 띠(코퍼 라인) 없음 — 오너 확정(10/6). 바디 = 무광 블루, 뚜껑 전체 = 브러시드 코퍼(골드 톤) 금속으로 색만으로 구분, 뚜껑 윗면 심볼 톤온톤 각인 (v11_1, v10_2 폐기). 정면 = 워드마크·심볼·제품명·TRX-8™·용량</w:t>
       </w:r>
     </w:p>
     <w:p>
@@ -6900,7 +7084,7 @@
         <w:rPr>
           <w:rFonts w:ascii="Malgun Gothic" w:cs="Malgun Gothic" w:eastAsia="Malgun Gothic" w:hAnsi="Malgun Gothic"/>
         </w:rPr>
-        <w:t xml:space="preserve">스틱(신규 제안, 미확정) → 트위스트업 스틱, 하단 코퍼 베이스 (v10_4). "THE PEELING BALM STICK"·15 g은 가칭·가정 — 오너 승인 전 사용 금지. 고형 제품은 순중량(g/oz) 표기</w:t>
+        <w:t xml:space="preserve">스틱(신규 제안, 미확정) → 트위스트업 스틱. 기본안 = 올 블루(바디·베이스·캡 전부 무광 블루, 코퍼 베이스 없음, 오너 요청 10/6, v11_2) / 대안 = 하단 코퍼 베이스 (v10_4). "THE PEELING BALM STICK"·15 g은 가칭·가정 — 오너 승인 전 사용 금지. 고형 제품은 순중량(g/oz) 표기</w:t>
       </w:r>
     </w:p>
     <w:p>

--- a/turnova-guide-src/turnova-design-guide-v5.docx
+++ b/turnova-guide-src/turnova-design-guide-v5.docx
@@ -15,7 +15,7 @@
           <w:sz w:val="34"/>
           <w:szCs w:val="34"/>
         </w:rPr>
-        <w:t xml:space="preserve">TURNOVA 디자인 가이드 v5.9 — Augustinus Bader 벤치마크</w:t>
+        <w:t xml:space="preserve">TURNOVA 디자인 가이드 v5.10 — Augustinus Bader 벤치마크</w:t>
       </w:r>
     </w:p>
     <w:p>
@@ -29,7 +29,7 @@
           <w:sz w:val="18"/>
           <w:szCs w:val="18"/>
         </w:rPr>
-        <w:t xml:space="preserve">디자인·마케팅팀 정리 · 2026년 10월 6일 (v5.9: 자 띠 제거·코퍼 뚜껑, 스틱 올 블루) · @Jin · v4까지의 "AB 거리두기" 방향을 폐기하고 다시 잡음</w:t>
+        <w:t xml:space="preserve">디자인·마케팅팀 정리 · 2026년 10월 6일 (v5.10: 비율 실측 검수 — 심볼·워드마크 과대 반려 규칙) · @Jin · v4까지의 "AB 거리두기" 방향을 폐기하고 다시 잡음</w:t>
       </w:r>
     </w:p>
     <w:p>
@@ -1813,6 +1813,98 @@
                 <w:szCs w:val="19"/>
               </w:rPr>
               <w:t xml:space="preserve">9-0 스틱 항목에 올 블루 기본안 + v11_2</w:t>
+            </w:r>
+          </w:p>
+        </w:tc>
+      </w:tr>
+      <w:tr>
+        <w:trPr>
+          <w:tblHeader w:val="false"/>
+        </w:trPr>
+        <w:tc>
+          <w:tcPr>
+            <w:tcW w:type="dxa" w:w="963"/>
+            <w:tcBorders>
+              <w:top w:val="single" w:color="C8CCD8" w:sz="4"/>
+              <w:left w:val="single" w:color="C8CCD8" w:sz="4"/>
+              <w:bottom w:val="single" w:color="C8CCD8" w:sz="4"/>
+              <w:right w:val="single" w:color="C8CCD8" w:sz="4"/>
+            </w:tcBorders>
+            <w:tcMar>
+              <w:top w:type="dxa" w:w="60"/>
+              <w:left w:type="dxa" w:w="100"/>
+              <w:bottom w:type="dxa" w:w="60"/>
+              <w:right w:type="dxa" w:w="100"/>
+            </w:tcMar>
+          </w:tcPr>
+          <w:p>
+            <w:r>
+              <w:rPr>
+                <w:rFonts w:ascii="Malgun Gothic" w:cs="Malgun Gothic" w:eastAsia="Malgun Gothic" w:hAnsi="Malgun Gothic"/>
+                <w:b/>
+                <w:bCs/>
+                <w:sz w:val="19"/>
+                <w:szCs w:val="19"/>
+              </w:rPr>
+              <w:t xml:space="preserve">10/6</w:t>
+            </w:r>
+          </w:p>
+        </w:tc>
+        <w:tc>
+          <w:tcPr>
+            <w:tcW w:type="dxa" w:w="4337"/>
+            <w:tcBorders>
+              <w:top w:val="single" w:color="C8CCD8" w:sz="4"/>
+              <w:left w:val="single" w:color="C8CCD8" w:sz="4"/>
+              <w:bottom w:val="single" w:color="C8CCD8" w:sz="4"/>
+              <w:right w:val="single" w:color="C8CCD8" w:sz="4"/>
+            </w:tcBorders>
+            <w:tcMar>
+              <w:top w:type="dxa" w:w="60"/>
+              <w:left w:type="dxa" w:w="100"/>
+              <w:bottom w:type="dxa" w:w="60"/>
+              <w:right w:type="dxa" w:w="100"/>
+            </w:tcMar>
+          </w:tcPr>
+          <w:p>
+            <w:r>
+              <w:rPr>
+                <w:rFonts w:ascii="Malgun Gothic" w:cs="Malgun Gothic" w:eastAsia="Malgun Gothic" w:hAnsi="Malgun Gothic"/>
+                <w:b w:val="false"/>
+                <w:bCs w:val="false"/>
+                <w:sz w:val="19"/>
+                <w:szCs w:val="19"/>
+              </w:rPr>
+              <w:t xml:space="preserve">샤넬 관점 비율·심볼 크기·브랜드 스토리 점검 요청 (심볼 크다)</w:t>
+            </w:r>
+          </w:p>
+        </w:tc>
+        <w:tc>
+          <w:tcPr>
+            <w:tcW w:type="dxa" w:w="4338"/>
+            <w:tcBorders>
+              <w:top w:val="single" w:color="C8CCD8" w:sz="4"/>
+              <w:left w:val="single" w:color="C8CCD8" w:sz="4"/>
+              <w:bottom w:val="single" w:color="C8CCD8" w:sz="4"/>
+              <w:right w:val="single" w:color="C8CCD8" w:sz="4"/>
+            </w:tcBorders>
+            <w:tcMar>
+              <w:top w:type="dxa" w:w="60"/>
+              <w:left w:type="dxa" w:w="100"/>
+              <w:bottom w:type="dxa" w:w="60"/>
+              <w:right w:type="dxa" w:w="100"/>
+            </w:tcMar>
+          </w:tcPr>
+          <w:p>
+            <w:r>
+              <w:rPr>
+                <w:rFonts w:ascii="Malgun Gothic" w:cs="Malgun Gothic" w:eastAsia="Malgun Gothic" w:hAnsi="Malgun Gothic"/>
+                <w:b w:val="false"/>
+                <w:bCs w:val="false"/>
+                <w:sz w:val="19"/>
+                <w:szCs w:val="19"/>
+              </w:rPr>
+              <w:t xml:space="preserve">8장 실측 검수 규칙 신설, 워드마크 62% 이하 여백 규칙, 벡터 라벨 방식 전환</w:t>
             </w:r>
           </w:p>
         </w:tc>
@@ -4491,6 +4583,22 @@
         <w:rPr>
           <w:rFonts w:ascii="Malgun Gothic" w:cs="Malgun Gothic" w:eastAsia="Malgun Gothic" w:hAnsi="Malgun Gothic"/>
         </w:rPr>
+        <w:t xml:space="preserve">★ 실측 검수 (10/6 오너 지적 "심볼 크지 않나"): v9~v11 시안 실측 결과 심볼이 패널 폭의 22~40%(튜브 24%, 앰플 40%, 세럼 26%, 스틱 22%) — 기준 12%를 2~3배 초과. 자(10%)만 통과. 원인: 이미지 생성기가 워드마크 크기에 맞춰 심볼을 키움. 대책: 정면 라벨을 벡터(SVG)로 정확한 비율로 먼저 만들고 그 라벨을 용기에 입히는 방식으로 전환. 시안마다 픽셀 실측해 심볼 &gt;12%·워드마크 &gt;62%면 반려</w:t>
+      </w:r>
+    </w:p>
+    <w:p>
+      <w:pPr>
+        <w:pStyle w:val="ListParagraph"/>
+        <w:numPr>
+          <w:ilvl w:val="0"/>
+          <w:numId w:val="2"/>
+        </w:numPr>
+        <w:spacing w:after="40"/>
+      </w:pPr>
+      <w:r>
+        <w:rPr>
+          <w:rFonts w:ascii="Malgun Gothic" w:cs="Malgun Gothic" w:eastAsia="Malgun Gothic" w:hAnsi="Malgun Gothic"/>
+        </w:rPr>
         <w:t xml:space="preserve">확정 형태 (2026.10.4 오너 지정): 오너 스케치 그대로의 8잎 한 줄 꽃 — 꽃잎 8장이 한 중심점에서 만나는 선 드로잉. 공식 파일: turnova-brand-assets/turnova-symbol-8.svg (수학 곡선 r = cos 4θ로 그린 정확한 벡터)</w:t>
       </w:r>
     </w:p>
@@ -5398,7 +5506,7 @@
                 <w:sz w:val="19"/>
                 <w:szCs w:val="19"/>
               </w:rPr>
-              <w:t xml:space="preserve">패널 폭 약 62%, 윗선 높이 20%. 유광 코퍼 포일</w:t>
+              <w:t xml:space="preserve">패널 폭 약 62% 이하(좌우 여백 각 19% 이상 — 샤넬식 여백), 윗선 높이 20%. 유광 코퍼 포일. 실측 결과 슬림 용기 시안은 83~92%로 가장자리까지 꽉 참 → 반려 대상</w:t>
             </w:r>
           </w:p>
         </w:tc>

--- a/turnova-guide-src/turnova-design-guide-v5.docx
+++ b/turnova-guide-src/turnova-design-guide-v5.docx
@@ -15,7 +15,7 @@
           <w:sz w:val="34"/>
           <w:szCs w:val="34"/>
         </w:rPr>
-        <w:t xml:space="preserve">TURNOVA 디자인 가이드 v5.10 — Augustinus Bader 벤치마크</w:t>
+        <w:t xml:space="preserve">TURNOVA 디자인 가이드 v6.0 — Augustinus Bader 벤치마크</w:t>
       </w:r>
     </w:p>
     <w:p>
@@ -29,7 +29,7 @@
           <w:sz w:val="18"/>
           <w:szCs w:val="18"/>
         </w:rPr>
-        <w:t xml:space="preserve">디자인·마케팅팀 정리 · 2026년 10월 6일 (v5.10: 비율 실측 검수 — 심볼·워드마크 과대 반려 규칙) · @Jin · v4까지의 "AB 거리두기" 방향을 폐기하고 다시 잡음</w:t>
+        <w:t xml:space="preserve">디자인·마케팅팀 정리 · 2026년 10월 6일 (v6.0: 전문가 검수 정책 — 묻기 전에 6개 관점 자동 검수) · @Jin · v4까지의 "AB 거리두기" 방향을 폐기하고 다시 잡음</w:t>
       </w:r>
     </w:p>
     <w:p>
@@ -1875,6 +1875,98 @@
                 <w:sz w:val="19"/>
                 <w:szCs w:val="19"/>
               </w:rPr>
+              <w:t xml:space="preserve">기준을 매번 묻지 않아도 전문가가 먼저 피드백하는 정책</w:t>
+            </w:r>
+          </w:p>
+        </w:tc>
+        <w:tc>
+          <w:tcPr>
+            <w:tcW w:type="dxa" w:w="4338"/>
+            <w:tcBorders>
+              <w:top w:val="single" w:color="C8CCD8" w:sz="4"/>
+              <w:left w:val="single" w:color="C8CCD8" w:sz="4"/>
+              <w:bottom w:val="single" w:color="C8CCD8" w:sz="4"/>
+              <w:right w:val="single" w:color="C8CCD8" w:sz="4"/>
+            </w:tcBorders>
+            <w:tcMar>
+              <w:top w:type="dxa" w:w="60"/>
+              <w:left w:type="dxa" w:w="100"/>
+              <w:bottom w:type="dxa" w:w="60"/>
+              <w:right w:type="dxa" w:w="100"/>
+            </w:tcMar>
+          </w:tcPr>
+          <w:p>
+            <w:r>
+              <w:rPr>
+                <w:rFonts w:ascii="Malgun Gothic" w:cs="Malgun Gothic" w:eastAsia="Malgun Gothic" w:hAnsi="Malgun Gothic"/>
+                <w:b w:val="false"/>
+                <w:bCs w:val="false"/>
+                <w:sz w:val="19"/>
+                <w:szCs w:val="19"/>
+              </w:rPr>
+              <w:t xml:space="preserve">★ 전문가 검수 정책 신설 + turnova-review 스킬 + measure_front.py</w:t>
+            </w:r>
+          </w:p>
+        </w:tc>
+      </w:tr>
+      <w:tr>
+        <w:trPr>
+          <w:tblHeader w:val="false"/>
+        </w:trPr>
+        <w:tc>
+          <w:tcPr>
+            <w:tcW w:type="dxa" w:w="963"/>
+            <w:tcBorders>
+              <w:top w:val="single" w:color="C8CCD8" w:sz="4"/>
+              <w:left w:val="single" w:color="C8CCD8" w:sz="4"/>
+              <w:bottom w:val="single" w:color="C8CCD8" w:sz="4"/>
+              <w:right w:val="single" w:color="C8CCD8" w:sz="4"/>
+            </w:tcBorders>
+            <w:tcMar>
+              <w:top w:type="dxa" w:w="60"/>
+              <w:left w:type="dxa" w:w="100"/>
+              <w:bottom w:type="dxa" w:w="60"/>
+              <w:right w:type="dxa" w:w="100"/>
+            </w:tcMar>
+          </w:tcPr>
+          <w:p>
+            <w:r>
+              <w:rPr>
+                <w:rFonts w:ascii="Malgun Gothic" w:cs="Malgun Gothic" w:eastAsia="Malgun Gothic" w:hAnsi="Malgun Gothic"/>
+                <w:b/>
+                <w:bCs/>
+                <w:sz w:val="19"/>
+                <w:szCs w:val="19"/>
+              </w:rPr>
+              <w:t xml:space="preserve">10/6</w:t>
+            </w:r>
+          </w:p>
+        </w:tc>
+        <w:tc>
+          <w:tcPr>
+            <w:tcW w:type="dxa" w:w="4337"/>
+            <w:tcBorders>
+              <w:top w:val="single" w:color="C8CCD8" w:sz="4"/>
+              <w:left w:val="single" w:color="C8CCD8" w:sz="4"/>
+              <w:bottom w:val="single" w:color="C8CCD8" w:sz="4"/>
+              <w:right w:val="single" w:color="C8CCD8" w:sz="4"/>
+            </w:tcBorders>
+            <w:tcMar>
+              <w:top w:type="dxa" w:w="60"/>
+              <w:left w:type="dxa" w:w="100"/>
+              <w:bottom w:type="dxa" w:w="60"/>
+              <w:right w:type="dxa" w:w="100"/>
+            </w:tcMar>
+          </w:tcPr>
+          <w:p>
+            <w:r>
+              <w:rPr>
+                <w:rFonts w:ascii="Malgun Gothic" w:cs="Malgun Gothic" w:eastAsia="Malgun Gothic" w:hAnsi="Malgun Gothic"/>
+                <w:b w:val="false"/>
+                <w:bCs w:val="false"/>
+                <w:sz w:val="19"/>
+                <w:szCs w:val="19"/>
+              </w:rPr>
               <w:t xml:space="preserve">샤넬 관점 비율·심볼 크기·브랜드 스토리 점검 요청 (심볼 크다)</w:t>
             </w:r>
           </w:p>
@@ -1910,6 +2002,167 @@
         </w:tc>
       </w:tr>
     </w:tbl>
+    <w:p>
+      <w:pPr>
+        <w:pStyle w:val="Heading1"/>
+        <w:spacing w:after="120" w:before="280"/>
+      </w:pPr>
+      <w:r>
+        <w:rPr>
+          <w:rFonts w:ascii="Malgun Gothic" w:cs="Malgun Gothic" w:eastAsia="Malgun Gothic" w:hAnsi="Malgun Gothic"/>
+          <w:b/>
+          <w:bCs/>
+          <w:color w:val="1E22AA"/>
+          <w:sz w:val="28"/>
+          <w:szCs w:val="28"/>
+        </w:rPr>
+        <w:t xml:space="preserve">★ 전문가 검수 정책 (모든 산출물 필수)</w:t>
+      </w:r>
+    </w:p>
+    <w:p>
+      <w:pPr>
+        <w:pStyle w:val="ListParagraph"/>
+        <w:numPr>
+          <w:ilvl w:val="0"/>
+          <w:numId w:val="2"/>
+        </w:numPr>
+        <w:spacing w:after="40"/>
+      </w:pPr>
+      <w:r>
+        <w:rPr>
+          <w:rFonts w:ascii="Malgun Gothic" w:cs="Malgun Gothic" w:eastAsia="Malgun Gothic" w:hAnsi="Malgun Gothic"/>
+        </w:rPr>
+        <w:t xml:space="preserve">원칙: 오너가 묻기 전에 전문가가 먼저 잡는다. 모든 시안·칼선·가이드 전달 시 6개 관점 검수 결과를 함께 보낸다 (상세: .claude/skills/turnova-review/SKILL.md)</w:t>
+      </w:r>
+    </w:p>
+    <w:p>
+      <w:pPr>
+        <w:pStyle w:val="ListParagraph"/>
+        <w:numPr>
+          <w:ilvl w:val="0"/>
+          <w:numId w:val="2"/>
+        </w:numPr>
+        <w:spacing w:after="40"/>
+      </w:pPr>
+      <w:r>
+        <w:rPr>
+          <w:rFonts w:ascii="Malgun Gothic" w:cs="Malgun Gothic" w:eastAsia="Malgun Gothic" w:hAnsi="Malgun Gothic"/>
+        </w:rPr>
+        <w:t xml:space="preserve">① 럭셔리 아트디렉터 — 워드마크 ≤62%(슬림 용기 55%), 심볼 10~12%, 간격 균등, 위계 6단, SKU 간 일관성, 여백 우선</w:t>
+      </w:r>
+    </w:p>
+    <w:p>
+      <w:pPr>
+        <w:pStyle w:val="ListParagraph"/>
+        <w:numPr>
+          <w:ilvl w:val="0"/>
+          <w:numId w:val="2"/>
+        </w:numPr>
+        <w:spacing w:after="40"/>
+      </w:pPr>
+      <w:r>
+        <w:rPr>
+          <w:rFonts w:ascii="Malgun Gothic" w:cs="Malgun Gothic" w:eastAsia="Malgun Gothic" w:hAnsi="Malgun Gothic"/>
+        </w:rPr>
+        <w:t xml:space="preserve">② 브랜드 전략 — 밤(블루)·별빛(코퍼)·8잎(8→NOVA)이 모든 SKU에 보이는지, 라인업 인식성, 스토리 노출 위치</w:t>
+      </w:r>
+    </w:p>
+    <w:p>
+      <w:pPr>
+        <w:pStyle w:val="ListParagraph"/>
+        <w:numPr>
+          <w:ilvl w:val="0"/>
+          <w:numId w:val="2"/>
+        </w:numPr>
+        <w:spacing w:after="40"/>
+      </w:pPr>
+      <w:r>
+        <w:rPr>
+          <w:rFonts w:ascii="Malgun Gothic" w:cs="Malgun Gothic" w:eastAsia="Malgun Gothic" w:hAnsi="Malgun Gothic"/>
+        </w:rPr>
+        <w:t xml:space="preserve">③ SNS·커머스 — 160px 썸네일 가독성, 로고 포일 반사, 매대 1.5 m 가독성, PDP 첫 컷 적합성</w:t>
+      </w:r>
+    </w:p>
+    <w:p>
+      <w:pPr>
+        <w:pStyle w:val="ListParagraph"/>
+        <w:numPr>
+          <w:ilvl w:val="0"/>
+          <w:numId w:val="2"/>
+        </w:numPr>
+        <w:spacing w:after="40"/>
+      </w:pPr>
+      <w:r>
+        <w:rPr>
+          <w:rFonts w:ascii="Malgun Gothic" w:cs="Malgun Gothic" w:eastAsia="Malgun Gothic" w:hAnsi="Malgun Gothic"/>
+        </w:rPr>
+        <w:t xml:space="preserve">④ 패키지 엔지니어·인쇄 — 마감 실현성, 포일 최소 선 0.15 mm·글자 2 mm, 칼선 도련·안전선·녹아웃, 가정 치수 명시</w:t>
+      </w:r>
+    </w:p>
+    <w:p>
+      <w:pPr>
+        <w:pStyle w:val="ListParagraph"/>
+        <w:numPr>
+          <w:ilvl w:val="0"/>
+          <w:numId w:val="2"/>
+        </w:numPr>
+        <w:spacing w:after="40"/>
+      </w:pPr>
+      <w:r>
+        <w:rPr>
+          <w:rFonts w:ascii="Malgun Gothic" w:cs="Malgun Gothic" w:eastAsia="Malgun Gothic" w:hAnsi="Malgun Gothic"/>
+        </w:rPr>
+        <w:t xml:space="preserve">⑤ 수출 RA — 9-1 표시 의무, 지어낸 클레임·제품명·각주 0건, % 클레임은 실증 전 00%</w:t>
+      </w:r>
+    </w:p>
+    <w:p>
+      <w:pPr>
+        <w:pStyle w:val="ListParagraph"/>
+        <w:numPr>
+          <w:ilvl w:val="0"/>
+          <w:numId w:val="2"/>
+        </w:numPr>
+        <w:spacing w:after="40"/>
+      </w:pPr>
+      <w:r>
+        <w:rPr>
+          <w:rFonts w:ascii="Malgun Gothic" w:cs="Malgun Gothic" w:eastAsia="Malgun Gothic" w:hAnsi="Malgun Gothic"/>
+        </w:rPr>
+        <w:t xml:space="preserve">⑥ 법무 — 레퍼런스 브랜드 요소 혼입 0건, AB 유사성 대비 차별 요소 유지, 출시 전 변호사 검토</w:t>
+      </w:r>
+    </w:p>
+    <w:p>
+      <w:pPr>
+        <w:pStyle w:val="ListParagraph"/>
+        <w:numPr>
+          <w:ilvl w:val="0"/>
+          <w:numId w:val="2"/>
+        </w:numPr>
+        <w:spacing w:after="40"/>
+      </w:pPr>
+      <w:r>
+        <w:rPr>
+          <w:rFonts w:ascii="Malgun Gothic" w:cs="Malgun Gothic" w:eastAsia="Malgun Gothic" w:hAnsi="Malgun Gothic"/>
+        </w:rPr>
+        <w:t xml:space="preserve">숫자로 판정: turnova-qa/measure_front.py 실측. 기준 미달은 내부 반려 후 재작업, 2회 후에도 미달이면 숫자 그대로 보고</w:t>
+      </w:r>
+    </w:p>
+    <w:p>
+      <w:pPr>
+        <w:pStyle w:val="ListParagraph"/>
+        <w:numPr>
+          <w:ilvl w:val="0"/>
+          <w:numId w:val="2"/>
+        </w:numPr>
+        <w:spacing w:after="40"/>
+      </w:pPr>
+      <w:r>
+        <w:rPr>
+          <w:rFonts w:ascii="Malgun Gothic" w:cs="Malgun Gothic" w:eastAsia="Malgun Gothic" w:hAnsi="Malgun Gothic"/>
+        </w:rPr>
+        <w:t xml:space="preserve">보고 형식: 종합 판정 → 관점별 판정·근거·조치 표 → 이미 고친 것 → 오너 결정 필요(최대 3개)</w:t>
+      </w:r>
+    </w:p>
     <w:p>
       <w:pPr>
         <w:pStyle w:val="Heading1"/>

--- a/turnova-guide-src/turnova-design-guide-v5.docx
+++ b/turnova-guide-src/turnova-design-guide-v5.docx
@@ -15,7 +15,7 @@
           <w:sz w:val="34"/>
           <w:szCs w:val="34"/>
         </w:rPr>
-        <w:t xml:space="preserve">TURNOVA 디자인 가이드 v6.0 — Augustinus Bader 벤치마크</w:t>
+        <w:t xml:space="preserve">TURNOVA 디자인 가이드 v6.1 — Augustinus Bader 벤치마크</w:t>
       </w:r>
     </w:p>
     <w:p>
@@ -29,7 +29,7 @@
           <w:sz w:val="18"/>
           <w:szCs w:val="18"/>
         </w:rPr>
-        <w:t xml:space="preserve">디자인·마케팅팀 정리 · 2026년 10월 6일 (v6.0: 전문가 검수 정책 — 묻기 전에 6개 관점 자동 검수) · @Jin · v4까지의 "AB 거리두기" 방향을 폐기하고 다시 잡음</w:t>
+        <w:t xml:space="preserve">디자인·마케팅팀 정리 · 2026년 10월 6일 (v6.1: 아트디렉터 검수 — v12 라벨 코드 합성, 최소 글자·위계 규정) · @Jin · v4까지의 "AB 거리두기" 방향을 폐기하고 다시 잡음</w:t>
       </w:r>
     </w:p>
     <w:p>
@@ -1875,7 +1875,7 @@
                 <w:sz w:val="19"/>
                 <w:szCs w:val="19"/>
               </w:rPr>
-              <w:t xml:space="preserve">기준을 매번 묻지 않아도 전문가가 먼저 피드백하는 정책</w:t>
+              <w:t xml:space="preserve">아트디렉터 기준 확인 검수 요청</w:t>
             </w:r>
           </w:p>
         </w:tc>
@@ -1904,7 +1904,7 @@
                 <w:sz w:val="19"/>
                 <w:szCs w:val="19"/>
               </w:rPr>
-              <w:t xml:space="preserve">★ 전문가 검수 정책 신설 + turnova-review 스킬 + measure_front.py</w:t>
+              <w:t xml:space="preserve">반려 4종+자 재작업 → v12 5종(라벨 코드 합성), 8장 AD-1~7 신설, 측정 스크립트 패널 인식 버그 수정</w:t>
             </w:r>
           </w:p>
         </w:tc>
@@ -1967,6 +1967,98 @@
                 <w:sz w:val="19"/>
                 <w:szCs w:val="19"/>
               </w:rPr>
+              <w:t xml:space="preserve">기준을 매번 묻지 않아도 전문가가 먼저 피드백하는 정책</w:t>
+            </w:r>
+          </w:p>
+        </w:tc>
+        <w:tc>
+          <w:tcPr>
+            <w:tcW w:type="dxa" w:w="4338"/>
+            <w:tcBorders>
+              <w:top w:val="single" w:color="C8CCD8" w:sz="4"/>
+              <w:left w:val="single" w:color="C8CCD8" w:sz="4"/>
+              <w:bottom w:val="single" w:color="C8CCD8" w:sz="4"/>
+              <w:right w:val="single" w:color="C8CCD8" w:sz="4"/>
+            </w:tcBorders>
+            <w:tcMar>
+              <w:top w:type="dxa" w:w="60"/>
+              <w:left w:type="dxa" w:w="100"/>
+              <w:bottom w:type="dxa" w:w="60"/>
+              <w:right w:type="dxa" w:w="100"/>
+            </w:tcMar>
+          </w:tcPr>
+          <w:p>
+            <w:r>
+              <w:rPr>
+                <w:rFonts w:ascii="Malgun Gothic" w:cs="Malgun Gothic" w:eastAsia="Malgun Gothic" w:hAnsi="Malgun Gothic"/>
+                <w:b w:val="false"/>
+                <w:bCs w:val="false"/>
+                <w:sz w:val="19"/>
+                <w:szCs w:val="19"/>
+              </w:rPr>
+              <w:t xml:space="preserve">★ 전문가 검수 정책 신설 + turnova-review 스킬 + measure_front.py</w:t>
+            </w:r>
+          </w:p>
+        </w:tc>
+      </w:tr>
+      <w:tr>
+        <w:trPr>
+          <w:tblHeader w:val="false"/>
+        </w:trPr>
+        <w:tc>
+          <w:tcPr>
+            <w:tcW w:type="dxa" w:w="963"/>
+            <w:tcBorders>
+              <w:top w:val="single" w:color="C8CCD8" w:sz="4"/>
+              <w:left w:val="single" w:color="C8CCD8" w:sz="4"/>
+              <w:bottom w:val="single" w:color="C8CCD8" w:sz="4"/>
+              <w:right w:val="single" w:color="C8CCD8" w:sz="4"/>
+            </w:tcBorders>
+            <w:tcMar>
+              <w:top w:type="dxa" w:w="60"/>
+              <w:left w:type="dxa" w:w="100"/>
+              <w:bottom w:type="dxa" w:w="60"/>
+              <w:right w:type="dxa" w:w="100"/>
+            </w:tcMar>
+          </w:tcPr>
+          <w:p>
+            <w:r>
+              <w:rPr>
+                <w:rFonts w:ascii="Malgun Gothic" w:cs="Malgun Gothic" w:eastAsia="Malgun Gothic" w:hAnsi="Malgun Gothic"/>
+                <w:b/>
+                <w:bCs/>
+                <w:sz w:val="19"/>
+                <w:szCs w:val="19"/>
+              </w:rPr>
+              <w:t xml:space="preserve">10/6</w:t>
+            </w:r>
+          </w:p>
+        </w:tc>
+        <w:tc>
+          <w:tcPr>
+            <w:tcW w:type="dxa" w:w="4337"/>
+            <w:tcBorders>
+              <w:top w:val="single" w:color="C8CCD8" w:sz="4"/>
+              <w:left w:val="single" w:color="C8CCD8" w:sz="4"/>
+              <w:bottom w:val="single" w:color="C8CCD8" w:sz="4"/>
+              <w:right w:val="single" w:color="C8CCD8" w:sz="4"/>
+            </w:tcBorders>
+            <w:tcMar>
+              <w:top w:type="dxa" w:w="60"/>
+              <w:left w:type="dxa" w:w="100"/>
+              <w:bottom w:type="dxa" w:w="60"/>
+              <w:right w:type="dxa" w:w="100"/>
+            </w:tcMar>
+          </w:tcPr>
+          <w:p>
+            <w:r>
+              <w:rPr>
+                <w:rFonts w:ascii="Malgun Gothic" w:cs="Malgun Gothic" w:eastAsia="Malgun Gothic" w:hAnsi="Malgun Gothic"/>
+                <w:b w:val="false"/>
+                <w:bCs w:val="false"/>
+                <w:sz w:val="19"/>
+                <w:szCs w:val="19"/>
+              </w:rPr>
               <w:t xml:space="preserve">샤넬 관점 비율·심볼 크기·브랜드 스토리 점검 요청 (심볼 크다)</w:t>
             </w:r>
           </w:p>
@@ -2209,7 +2301,7 @@
         <w:rPr>
           <w:rFonts w:ascii="Malgun Gothic" w:cs="Malgun Gothic" w:eastAsia="Malgun Gothic" w:hAnsi="Malgun Gothic"/>
         </w:rPr>
-        <w:t xml:space="preserve">적용 수정: 배경 패턴 제거, 심볼 12%. 수정 반영본: turnova-mockups/v9/v9_1_tube_master.png</w:t>
+        <w:t xml:space="preserve">적용 수정: 배경 패턴 제거, 심볼 12%. 비율 기준본(10/6): turnova-mockups/v12/ (v12_tube·ampoule·serum·stick·jar — 라벨 코드 합성, 실측 전부 통과). v9_1은 스타일·카피 참고용으로만</w:t>
       </w:r>
     </w:p>
     <w:p>
@@ -6404,6 +6496,650 @@
                 <w:szCs w:val="19"/>
               </w:rPr>
               <w:t xml:space="preserve">중앙 대칭·절제. 유광은 워드마크·심볼만, 나머지 코퍼 무광 잉크(포일 칩 대비 드로다운 승인)</w:t>
+            </w:r>
+          </w:p>
+        </w:tc>
+      </w:tr>
+      <w:tr>
+        <w:trPr>
+          <w:tblHeader w:val="false"/>
+        </w:trPr>
+        <w:tc>
+          <w:tcPr>
+            <w:tcW w:type="dxa" w:w="963"/>
+            <w:tcBorders>
+              <w:top w:val="single" w:color="C8CCD8" w:sz="4"/>
+              <w:left w:val="single" w:color="C8CCD8" w:sz="4"/>
+              <w:bottom w:val="single" w:color="C8CCD8" w:sz="4"/>
+              <w:right w:val="single" w:color="C8CCD8" w:sz="4"/>
+            </w:tcBorders>
+            <w:tcMar>
+              <w:top w:type="dxa" w:w="60"/>
+              <w:left w:type="dxa" w:w="100"/>
+              <w:bottom w:type="dxa" w:w="60"/>
+              <w:right w:type="dxa" w:w="100"/>
+            </w:tcMar>
+          </w:tcPr>
+          <w:p>
+            <w:r>
+              <w:rPr>
+                <w:rFonts w:ascii="Malgun Gothic" w:cs="Malgun Gothic" w:eastAsia="Malgun Gothic" w:hAnsi="Malgun Gothic"/>
+                <w:b/>
+                <w:bCs/>
+                <w:sz w:val="19"/>
+                <w:szCs w:val="19"/>
+              </w:rPr>
+              <w:t xml:space="preserve">AD-1</w:t>
+            </w:r>
+          </w:p>
+        </w:tc>
+        <w:tc>
+          <w:tcPr>
+            <w:tcW w:type="dxa" w:w="3373"/>
+            <w:tcBorders>
+              <w:top w:val="single" w:color="C8CCD8" w:sz="4"/>
+              <w:left w:val="single" w:color="C8CCD8" w:sz="4"/>
+              <w:bottom w:val="single" w:color="C8CCD8" w:sz="4"/>
+              <w:right w:val="single" w:color="C8CCD8" w:sz="4"/>
+            </w:tcBorders>
+            <w:tcMar>
+              <w:top w:type="dxa" w:w="60"/>
+              <w:left w:type="dxa" w:w="100"/>
+              <w:bottom w:type="dxa" w:w="60"/>
+              <w:right w:type="dxa" w:w="100"/>
+            </w:tcMar>
+          </w:tcPr>
+          <w:p>
+            <w:r>
+              <w:rPr>
+                <w:rFonts w:ascii="Malgun Gothic" w:cs="Malgun Gothic" w:eastAsia="Malgun Gothic" w:hAnsi="Malgun Gothic"/>
+                <w:b w:val="false"/>
+                <w:bCs w:val="false"/>
+                <w:sz w:val="19"/>
+                <w:szCs w:val="19"/>
+              </w:rPr>
+              <w:t xml:space="preserve">제작 방식 (10/6 아트디렉터 검수)</w:t>
+            </w:r>
+          </w:p>
+        </w:tc>
+        <w:tc>
+          <w:tcPr>
+            <w:tcW w:type="dxa" w:w="5302"/>
+            <w:tcBorders>
+              <w:top w:val="single" w:color="C8CCD8" w:sz="4"/>
+              <w:left w:val="single" w:color="C8CCD8" w:sz="4"/>
+              <w:bottom w:val="single" w:color="C8CCD8" w:sz="4"/>
+              <w:right w:val="single" w:color="C8CCD8" w:sz="4"/>
+            </w:tcBorders>
+            <w:tcMar>
+              <w:top w:type="dxa" w:w="60"/>
+              <w:left w:type="dxa" w:w="100"/>
+              <w:bottom w:type="dxa" w:w="60"/>
+              <w:right w:type="dxa" w:w="100"/>
+            </w:tcMar>
+          </w:tcPr>
+          <w:p>
+            <w:r>
+              <w:rPr>
+                <w:rFonts w:ascii="Malgun Gothic" w:cs="Malgun Gothic" w:eastAsia="Malgun Gothic" w:hAnsi="Malgun Gothic"/>
+                <w:b w:val="false"/>
+                <w:bCs w:val="false"/>
+                <w:sz w:val="19"/>
+                <w:szCs w:val="19"/>
+              </w:rPr>
+              <w:t xml:space="preserve">정면 라벨은 turnova-qa/compose_label.py로 코드 합성 — AI는 무지 용기·조명만 생성. AI에 비율을 맡기면 심볼 22~40%로 커짐(v9~v11 실측)</w:t>
+            </w:r>
+          </w:p>
+        </w:tc>
+      </w:tr>
+      <w:tr>
+        <w:trPr>
+          <w:tblHeader w:val="false"/>
+        </w:trPr>
+        <w:tc>
+          <w:tcPr>
+            <w:tcW w:type="dxa" w:w="963"/>
+            <w:tcBorders>
+              <w:top w:val="single" w:color="C8CCD8" w:sz="4"/>
+              <w:left w:val="single" w:color="C8CCD8" w:sz="4"/>
+              <w:bottom w:val="single" w:color="C8CCD8" w:sz="4"/>
+              <w:right w:val="single" w:color="C8CCD8" w:sz="4"/>
+            </w:tcBorders>
+            <w:tcMar>
+              <w:top w:type="dxa" w:w="60"/>
+              <w:left w:type="dxa" w:w="100"/>
+              <w:bottom w:type="dxa" w:w="60"/>
+              <w:right w:type="dxa" w:w="100"/>
+            </w:tcMar>
+          </w:tcPr>
+          <w:p>
+            <w:r>
+              <w:rPr>
+                <w:rFonts w:ascii="Malgun Gothic" w:cs="Malgun Gothic" w:eastAsia="Malgun Gothic" w:hAnsi="Malgun Gothic"/>
+                <w:b/>
+                <w:bCs/>
+                <w:sz w:val="19"/>
+                <w:szCs w:val="19"/>
+              </w:rPr>
+              <w:t xml:space="preserve">AD-2</w:t>
+            </w:r>
+          </w:p>
+        </w:tc>
+        <w:tc>
+          <w:tcPr>
+            <w:tcW w:type="dxa" w:w="3373"/>
+            <w:tcBorders>
+              <w:top w:val="single" w:color="C8CCD8" w:sz="4"/>
+              <w:left w:val="single" w:color="C8CCD8" w:sz="4"/>
+              <w:bottom w:val="single" w:color="C8CCD8" w:sz="4"/>
+              <w:right w:val="single" w:color="C8CCD8" w:sz="4"/>
+            </w:tcBorders>
+            <w:tcMar>
+              <w:top w:type="dxa" w:w="60"/>
+              <w:left w:type="dxa" w:w="100"/>
+              <w:bottom w:type="dxa" w:w="60"/>
+              <w:right w:type="dxa" w:w="100"/>
+            </w:tcMar>
+          </w:tcPr>
+          <w:p>
+            <w:r>
+              <w:rPr>
+                <w:rFonts w:ascii="Malgun Gothic" w:cs="Malgun Gothic" w:eastAsia="Malgun Gothic" w:hAnsi="Malgun Gothic"/>
+                <w:b w:val="false"/>
+                <w:bCs w:val="false"/>
+                <w:sz w:val="19"/>
+                <w:szCs w:val="19"/>
+              </w:rPr>
+              <w:t xml:space="preserve">최소 글자 높이 (용기)</w:t>
+            </w:r>
+          </w:p>
+        </w:tc>
+        <w:tc>
+          <w:tcPr>
+            <w:tcW w:type="dxa" w:w="5302"/>
+            <w:tcBorders>
+              <w:top w:val="single" w:color="C8CCD8" w:sz="4"/>
+              <w:left w:val="single" w:color="C8CCD8" w:sz="4"/>
+              <w:bottom w:val="single" w:color="C8CCD8" w:sz="4"/>
+              <w:right w:val="single" w:color="C8CCD8" w:sz="4"/>
+            </w:tcBorders>
+            <w:tcMar>
+              <w:top w:type="dxa" w:w="60"/>
+              <w:left w:type="dxa" w:w="100"/>
+              <w:bottom w:type="dxa" w:w="60"/>
+              <w:right w:type="dxa" w:w="100"/>
+            </w:tcMar>
+          </w:tcPr>
+          <w:p>
+            <w:r>
+              <w:rPr>
+                <w:rFonts w:ascii="Malgun Gothic" w:cs="Malgun Gothic" w:eastAsia="Malgun Gothic" w:hAnsi="Malgun Gothic"/>
+                <w:b w:val="false"/>
+                <w:bCs w:val="false"/>
+                <w:sz w:val="19"/>
+                <w:szCs w:val="19"/>
+              </w:rPr>
+              <w:t xml:space="preserve">잉크 대문자 1.2 mm 이상, 용량 1.6 mm 이상(US 소형 PDP 1/16 inch; 단상자는 6번 3.2 mm), 포일 선 0.15 mm 이상 — 심볼 선 굵기는 크기별 자동 보정</w:t>
+            </w:r>
+          </w:p>
+        </w:tc>
+      </w:tr>
+      <w:tr>
+        <w:trPr>
+          <w:tblHeader w:val="false"/>
+        </w:trPr>
+        <w:tc>
+          <w:tcPr>
+            <w:tcW w:type="dxa" w:w="963"/>
+            <w:tcBorders>
+              <w:top w:val="single" w:color="C8CCD8" w:sz="4"/>
+              <w:left w:val="single" w:color="C8CCD8" w:sz="4"/>
+              <w:bottom w:val="single" w:color="C8CCD8" w:sz="4"/>
+              <w:right w:val="single" w:color="C8CCD8" w:sz="4"/>
+            </w:tcBorders>
+            <w:tcMar>
+              <w:top w:type="dxa" w:w="60"/>
+              <w:left w:type="dxa" w:w="100"/>
+              <w:bottom w:type="dxa" w:w="60"/>
+              <w:right w:type="dxa" w:w="100"/>
+            </w:tcMar>
+          </w:tcPr>
+          <w:p>
+            <w:r>
+              <w:rPr>
+                <w:rFonts w:ascii="Malgun Gothic" w:cs="Malgun Gothic" w:eastAsia="Malgun Gothic" w:hAnsi="Malgun Gothic"/>
+                <w:b/>
+                <w:bCs/>
+                <w:sz w:val="19"/>
+                <w:szCs w:val="19"/>
+              </w:rPr>
+              <w:t xml:space="preserve">AD-3</w:t>
+            </w:r>
+          </w:p>
+        </w:tc>
+        <w:tc>
+          <w:tcPr>
+            <w:tcW w:type="dxa" w:w="3373"/>
+            <w:tcBorders>
+              <w:top w:val="single" w:color="C8CCD8" w:sz="4"/>
+              <w:left w:val="single" w:color="C8CCD8" w:sz="4"/>
+              <w:bottom w:val="single" w:color="C8CCD8" w:sz="4"/>
+              <w:right w:val="single" w:color="C8CCD8" w:sz="4"/>
+            </w:tcBorders>
+            <w:tcMar>
+              <w:top w:type="dxa" w:w="60"/>
+              <w:left w:type="dxa" w:w="100"/>
+              <w:bottom w:type="dxa" w:w="60"/>
+              <w:right w:type="dxa" w:w="100"/>
+            </w:tcMar>
+          </w:tcPr>
+          <w:p>
+            <w:r>
+              <w:rPr>
+                <w:rFonts w:ascii="Malgun Gothic" w:cs="Malgun Gothic" w:eastAsia="Malgun Gothic" w:hAnsi="Malgun Gothic"/>
+                <w:b w:val="false"/>
+                <w:bCs w:val="false"/>
+                <w:sz w:val="19"/>
+                <w:szCs w:val="19"/>
+              </w:rPr>
+              <w:t xml:space="preserve">위계 보호</w:t>
+            </w:r>
+          </w:p>
+        </w:tc>
+        <w:tc>
+          <w:tcPr>
+            <w:tcW w:type="dxa" w:w="5302"/>
+            <w:tcBorders>
+              <w:top w:val="single" w:color="C8CCD8" w:sz="4"/>
+              <w:left w:val="single" w:color="C8CCD8" w:sz="4"/>
+              <w:bottom w:val="single" w:color="C8CCD8" w:sz="4"/>
+              <w:right w:val="single" w:color="C8CCD8" w:sz="4"/>
+            </w:tcBorders>
+            <w:tcMar>
+              <w:top w:type="dxa" w:w="60"/>
+              <w:left w:type="dxa" w:w="100"/>
+              <w:bottom w:type="dxa" w:w="60"/>
+              <w:right w:type="dxa" w:w="100"/>
+            </w:tcMar>
+          </w:tcPr>
+          <w:p>
+            <w:r>
+              <w:rPr>
+                <w:rFonts w:ascii="Malgun Gothic" w:cs="Malgun Gothic" w:eastAsia="Malgun Gothic" w:hAnsi="Malgun Gothic"/>
+                <w:b w:val="false"/>
+                <w:bCs w:val="false"/>
+                <w:sz w:val="19"/>
+                <w:szCs w:val="19"/>
+              </w:rPr>
+              <w:t xml:space="preserve">제품명 높이 ≥ 용량 높이. 용량은 Light, 제품명 SemiBold 자간 넓게. 2줄 조판 시 효능 줄 가운뎃점(·) 생략</w:t>
+            </w:r>
+          </w:p>
+        </w:tc>
+      </w:tr>
+      <w:tr>
+        <w:trPr>
+          <w:tblHeader w:val="false"/>
+        </w:trPr>
+        <w:tc>
+          <w:tcPr>
+            <w:tcW w:type="dxa" w:w="963"/>
+            <w:tcBorders>
+              <w:top w:val="single" w:color="C8CCD8" w:sz="4"/>
+              <w:left w:val="single" w:color="C8CCD8" w:sz="4"/>
+              <w:bottom w:val="single" w:color="C8CCD8" w:sz="4"/>
+              <w:right w:val="single" w:color="C8CCD8" w:sz="4"/>
+            </w:tcBorders>
+            <w:tcMar>
+              <w:top w:type="dxa" w:w="60"/>
+              <w:left w:type="dxa" w:w="100"/>
+              <w:bottom w:type="dxa" w:w="60"/>
+              <w:right w:type="dxa" w:w="100"/>
+            </w:tcMar>
+          </w:tcPr>
+          <w:p>
+            <w:r>
+              <w:rPr>
+                <w:rFonts w:ascii="Malgun Gothic" w:cs="Malgun Gothic" w:eastAsia="Malgun Gothic" w:hAnsi="Malgun Gothic"/>
+                <w:b/>
+                <w:bCs/>
+                <w:sz w:val="19"/>
+                <w:szCs w:val="19"/>
+              </w:rPr>
+              <w:t xml:space="preserve">AD-4</w:t>
+            </w:r>
+          </w:p>
+        </w:tc>
+        <w:tc>
+          <w:tcPr>
+            <w:tcW w:type="dxa" w:w="3373"/>
+            <w:tcBorders>
+              <w:top w:val="single" w:color="C8CCD8" w:sz="4"/>
+              <w:left w:val="single" w:color="C8CCD8" w:sz="4"/>
+              <w:bottom w:val="single" w:color="C8CCD8" w:sz="4"/>
+              <w:right w:val="single" w:color="C8CCD8" w:sz="4"/>
+            </w:tcBorders>
+            <w:tcMar>
+              <w:top w:type="dxa" w:w="60"/>
+              <w:left w:type="dxa" w:w="100"/>
+              <w:bottom w:type="dxa" w:w="60"/>
+              <w:right w:type="dxa" w:w="100"/>
+            </w:tcMar>
+          </w:tcPr>
+          <w:p>
+            <w:r>
+              <w:rPr>
+                <w:rFonts w:ascii="Malgun Gothic" w:cs="Malgun Gothic" w:eastAsia="Malgun Gothic" w:hAnsi="Malgun Gothic"/>
+                <w:b w:val="false"/>
+                <w:bCs w:val="false"/>
+                <w:sz w:val="19"/>
+                <w:szCs w:val="19"/>
+              </w:rPr>
+              <w:t xml:space="preserve">효능 줄</w:t>
+            </w:r>
+          </w:p>
+        </w:tc>
+        <w:tc>
+          <w:tcPr>
+            <w:tcW w:type="dxa" w:w="5302"/>
+            <w:tcBorders>
+              <w:top w:val="single" w:color="C8CCD8" w:sz="4"/>
+              <w:left w:val="single" w:color="C8CCD8" w:sz="4"/>
+              <w:bottom w:val="single" w:color="C8CCD8" w:sz="4"/>
+              <w:right w:val="single" w:color="C8CCD8" w:sz="4"/>
+            </w:tcBorders>
+            <w:tcMar>
+              <w:top w:type="dxa" w:w="60"/>
+              <w:left w:type="dxa" w:w="100"/>
+              <w:bottom w:type="dxa" w:w="60"/>
+              <w:right w:type="dxa" w:w="100"/>
+            </w:tcMar>
+          </w:tcPr>
+          <w:p>
+            <w:r>
+              <w:rPr>
+                <w:rFonts w:ascii="Malgun Gothic" w:cs="Malgun Gothic" w:eastAsia="Malgun Gothic" w:hAnsi="Malgun Gothic"/>
+                <w:b w:val="false"/>
+                <w:bCs w:val="false"/>
+                <w:sz w:val="19"/>
+                <w:szCs w:val="19"/>
+              </w:rPr>
+              <w:t xml:space="preserve">정면 폭에서 1.2 mm로 들어갈 때만 정면에 (실측: 50 mm 튜브 O / 40 mm 스틱·36 mm 세럼·22 mm 앰플 X → 후면·단상자 정면으로 이동)</w:t>
+            </w:r>
+          </w:p>
+        </w:tc>
+      </w:tr>
+      <w:tr>
+        <w:trPr>
+          <w:tblHeader w:val="false"/>
+        </w:trPr>
+        <w:tc>
+          <w:tcPr>
+            <w:tcW w:type="dxa" w:w="963"/>
+            <w:tcBorders>
+              <w:top w:val="single" w:color="C8CCD8" w:sz="4"/>
+              <w:left w:val="single" w:color="C8CCD8" w:sz="4"/>
+              <w:bottom w:val="single" w:color="C8CCD8" w:sz="4"/>
+              <w:right w:val="single" w:color="C8CCD8" w:sz="4"/>
+            </w:tcBorders>
+            <w:tcMar>
+              <w:top w:type="dxa" w:w="60"/>
+              <w:left w:type="dxa" w:w="100"/>
+              <w:bottom w:type="dxa" w:w="60"/>
+              <w:right w:type="dxa" w:w="100"/>
+            </w:tcMar>
+          </w:tcPr>
+          <w:p>
+            <w:r>
+              <w:rPr>
+                <w:rFonts w:ascii="Malgun Gothic" w:cs="Malgun Gothic" w:eastAsia="Malgun Gothic" w:hAnsi="Malgun Gothic"/>
+                <w:b/>
+                <w:bCs/>
+                <w:sz w:val="19"/>
+                <w:szCs w:val="19"/>
+              </w:rPr>
+              <w:t xml:space="preserve">AD-5</w:t>
+            </w:r>
+          </w:p>
+        </w:tc>
+        <w:tc>
+          <w:tcPr>
+            <w:tcW w:type="dxa" w:w="3373"/>
+            <w:tcBorders>
+              <w:top w:val="single" w:color="C8CCD8" w:sz="4"/>
+              <w:left w:val="single" w:color="C8CCD8" w:sz="4"/>
+              <w:bottom w:val="single" w:color="C8CCD8" w:sz="4"/>
+              <w:right w:val="single" w:color="C8CCD8" w:sz="4"/>
+            </w:tcBorders>
+            <w:tcMar>
+              <w:top w:type="dxa" w:w="60"/>
+              <w:left w:type="dxa" w:w="100"/>
+              <w:bottom w:type="dxa" w:w="60"/>
+              <w:right w:type="dxa" w:w="100"/>
+            </w:tcMar>
+          </w:tcPr>
+          <w:p>
+            <w:r>
+              <w:rPr>
+                <w:rFonts w:ascii="Malgun Gothic" w:cs="Malgun Gothic" w:eastAsia="Malgun Gothic" w:hAnsi="Malgun Gothic"/>
+                <w:b w:val="false"/>
+                <w:bCs w:val="false"/>
+                <w:sz w:val="19"/>
+                <w:szCs w:val="19"/>
+              </w:rPr>
+              <w:t xml:space="preserve">좁은 용기</w:t>
+            </w:r>
+          </w:p>
+        </w:tc>
+        <w:tc>
+          <w:tcPr>
+            <w:tcW w:type="dxa" w:w="5302"/>
+            <w:tcBorders>
+              <w:top w:val="single" w:color="C8CCD8" w:sz="4"/>
+              <w:left w:val="single" w:color="C8CCD8" w:sz="4"/>
+              <w:bottom w:val="single" w:color="C8CCD8" w:sz="4"/>
+              <w:right w:val="single" w:color="C8CCD8" w:sz="4"/>
+            </w:tcBorders>
+            <w:tcMar>
+              <w:top w:type="dxa" w:w="60"/>
+              <w:left w:type="dxa" w:w="100"/>
+              <w:bottom w:type="dxa" w:w="60"/>
+              <w:right w:type="dxa" w:w="100"/>
+            </w:tcMar>
+          </w:tcPr>
+          <w:p>
+            <w:r>
+              <w:rPr>
+                <w:rFonts w:ascii="Malgun Gothic" w:cs="Malgun Gothic" w:eastAsia="Malgun Gothic" w:hAnsi="Malgun Gothic"/>
+                <w:b w:val="false"/>
+                <w:bCs w:val="false"/>
+                <w:sz w:val="19"/>
+                <w:szCs w:val="19"/>
+              </w:rPr>
+              <w:t xml:space="preserve">22 mm 앰플: 용량 2줄(30 mL / 1.0 fl oz), 제품명은 자간을 줄여 최소 높이 확보. 심볼 2.4 mm·선 0.15 mm</w:t>
+            </w:r>
+          </w:p>
+        </w:tc>
+      </w:tr>
+      <w:tr>
+        <w:trPr>
+          <w:tblHeader w:val="false"/>
+        </w:trPr>
+        <w:tc>
+          <w:tcPr>
+            <w:tcW w:type="dxa" w:w="963"/>
+            <w:tcBorders>
+              <w:top w:val="single" w:color="C8CCD8" w:sz="4"/>
+              <w:left w:val="single" w:color="C8CCD8" w:sz="4"/>
+              <w:bottom w:val="single" w:color="C8CCD8" w:sz="4"/>
+              <w:right w:val="single" w:color="C8CCD8" w:sz="4"/>
+            </w:tcBorders>
+            <w:tcMar>
+              <w:top w:type="dxa" w:w="60"/>
+              <w:left w:type="dxa" w:w="100"/>
+              <w:bottom w:type="dxa" w:w="60"/>
+              <w:right w:type="dxa" w:w="100"/>
+            </w:tcMar>
+          </w:tcPr>
+          <w:p>
+            <w:r>
+              <w:rPr>
+                <w:rFonts w:ascii="Malgun Gothic" w:cs="Malgun Gothic" w:eastAsia="Malgun Gothic" w:hAnsi="Malgun Gothic"/>
+                <w:b/>
+                <w:bCs/>
+                <w:sz w:val="19"/>
+                <w:szCs w:val="19"/>
+              </w:rPr>
+              <w:t xml:space="preserve">AD-6</w:t>
+            </w:r>
+          </w:p>
+        </w:tc>
+        <w:tc>
+          <w:tcPr>
+            <w:tcW w:type="dxa" w:w="3373"/>
+            <w:tcBorders>
+              <w:top w:val="single" w:color="C8CCD8" w:sz="4"/>
+              <w:left w:val="single" w:color="C8CCD8" w:sz="4"/>
+              <w:bottom w:val="single" w:color="C8CCD8" w:sz="4"/>
+              <w:right w:val="single" w:color="C8CCD8" w:sz="4"/>
+            </w:tcBorders>
+            <w:tcMar>
+              <w:top w:type="dxa" w:w="60"/>
+              <w:left w:type="dxa" w:w="100"/>
+              <w:bottom w:type="dxa" w:w="60"/>
+              <w:right w:type="dxa" w:w="100"/>
+            </w:tcMar>
+          </w:tcPr>
+          <w:p>
+            <w:r>
+              <w:rPr>
+                <w:rFonts w:ascii="Malgun Gothic" w:cs="Malgun Gothic" w:eastAsia="Malgun Gothic" w:hAnsi="Malgun Gothic"/>
+                <w:b w:val="false"/>
+                <w:bCs w:val="false"/>
+                <w:sz w:val="19"/>
+                <w:szCs w:val="19"/>
+              </w:rPr>
+              <w:t xml:space="preserve">낮고 넓은 정면 (자)</w:t>
+            </w:r>
+          </w:p>
+        </w:tc>
+        <w:tc>
+          <w:tcPr>
+            <w:tcW w:type="dxa" w:w="5302"/>
+            <w:tcBorders>
+              <w:top w:val="single" w:color="C8CCD8" w:sz="4"/>
+              <w:left w:val="single" w:color="C8CCD8" w:sz="4"/>
+              <w:bottom w:val="single" w:color="C8CCD8" w:sz="4"/>
+              <w:right w:val="single" w:color="C8CCD8" w:sz="4"/>
+            </w:tcBorders>
+            <w:tcMar>
+              <w:top w:type="dxa" w:w="60"/>
+              <w:left w:type="dxa" w:w="100"/>
+              <w:bottom w:type="dxa" w:w="60"/>
+              <w:right w:type="dxa" w:w="100"/>
+            </w:tcMar>
+          </w:tcPr>
+          <w:p>
+            <w:r>
+              <w:rPr>
+                <w:rFonts w:ascii="Malgun Gothic" w:cs="Malgun Gothic" w:eastAsia="Malgun Gothic" w:hAnsi="Malgun Gothic"/>
+                <w:b w:val="false"/>
+                <w:bCs w:val="false"/>
+                <w:sz w:val="19"/>
+                <w:szCs w:val="19"/>
+              </w:rPr>
+              <w:t xml:space="preserve">높이 기준으로 축소: 워드마크 48%, 심볼 10%, 간격 = 워드마크 높이 × 0.55. 효능 줄 없음</w:t>
+            </w:r>
+          </w:p>
+        </w:tc>
+      </w:tr>
+      <w:tr>
+        <w:trPr>
+          <w:tblHeader w:val="false"/>
+        </w:trPr>
+        <w:tc>
+          <w:tcPr>
+            <w:tcW w:type="dxa" w:w="963"/>
+            <w:tcBorders>
+              <w:top w:val="single" w:color="C8CCD8" w:sz="4"/>
+              <w:left w:val="single" w:color="C8CCD8" w:sz="4"/>
+              <w:bottom w:val="single" w:color="C8CCD8" w:sz="4"/>
+              <w:right w:val="single" w:color="C8CCD8" w:sz="4"/>
+            </w:tcBorders>
+            <w:tcMar>
+              <w:top w:type="dxa" w:w="60"/>
+              <w:left w:type="dxa" w:w="100"/>
+              <w:bottom w:type="dxa" w:w="60"/>
+              <w:right w:type="dxa" w:w="100"/>
+            </w:tcMar>
+          </w:tcPr>
+          <w:p>
+            <w:r>
+              <w:rPr>
+                <w:rFonts w:ascii="Malgun Gothic" w:cs="Malgun Gothic" w:eastAsia="Malgun Gothic" w:hAnsi="Malgun Gothic"/>
+                <w:b/>
+                <w:bCs/>
+                <w:sz w:val="19"/>
+                <w:szCs w:val="19"/>
+              </w:rPr>
+              <w:t xml:space="preserve">AD-7</w:t>
+            </w:r>
+          </w:p>
+        </w:tc>
+        <w:tc>
+          <w:tcPr>
+            <w:tcW w:type="dxa" w:w="3373"/>
+            <w:tcBorders>
+              <w:top w:val="single" w:color="C8CCD8" w:sz="4"/>
+              <w:left w:val="single" w:color="C8CCD8" w:sz="4"/>
+              <w:bottom w:val="single" w:color="C8CCD8" w:sz="4"/>
+              <w:right w:val="single" w:color="C8CCD8" w:sz="4"/>
+            </w:tcBorders>
+            <w:tcMar>
+              <w:top w:type="dxa" w:w="60"/>
+              <w:left w:type="dxa" w:w="100"/>
+              <w:bottom w:type="dxa" w:w="60"/>
+              <w:right w:type="dxa" w:w="100"/>
+            </w:tcMar>
+          </w:tcPr>
+          <w:p>
+            <w:r>
+              <w:rPr>
+                <w:rFonts w:ascii="Malgun Gothic" w:cs="Malgun Gothic" w:eastAsia="Malgun Gothic" w:hAnsi="Malgun Gothic"/>
+                <w:b w:val="false"/>
+                <w:bCs w:val="false"/>
+                <w:sz w:val="19"/>
+                <w:szCs w:val="19"/>
+              </w:rPr>
+              <w:t xml:space="preserve">SKU 일관성</w:t>
+            </w:r>
+          </w:p>
+        </w:tc>
+        <w:tc>
+          <w:tcPr>
+            <w:tcW w:type="dxa" w:w="5302"/>
+            <w:tcBorders>
+              <w:top w:val="single" w:color="C8CCD8" w:sz="4"/>
+              <w:left w:val="single" w:color="C8CCD8" w:sz="4"/>
+              <w:bottom w:val="single" w:color="C8CCD8" w:sz="4"/>
+              <w:right w:val="single" w:color="C8CCD8" w:sz="4"/>
+            </w:tcBorders>
+            <w:tcMar>
+              <w:top w:type="dxa" w:w="60"/>
+              <w:left w:type="dxa" w:w="100"/>
+              <w:bottom w:type="dxa" w:w="60"/>
+              <w:right w:type="dxa" w:w="100"/>
+            </w:tcMar>
+          </w:tcPr>
+          <w:p>
+            <w:r>
+              <w:rPr>
+                <w:rFonts w:ascii="Malgun Gothic" w:cs="Malgun Gothic" w:eastAsia="Malgun Gothic" w:hAnsi="Malgun Gothic"/>
+                <w:b w:val="false"/>
+                <w:bCs w:val="false"/>
+                <w:sz w:val="19"/>
+                <w:szCs w:val="19"/>
+              </w:rPr>
+              <w:t xml:space="preserve">같은 서체·굵기·자간·상대 비율. AI가 그린 글자와 코드 합성 글자를 한 라인업에 섞지 않음</w:t>
             </w:r>
           </w:p>
         </w:tc>

--- a/turnova-guide-src/turnova-design-guide-v5.docx
+++ b/turnova-guide-src/turnova-design-guide-v5.docx
@@ -15,7 +15,7 @@
           <w:sz w:val="34"/>
           <w:szCs w:val="34"/>
         </w:rPr>
-        <w:t xml:space="preserve">TURNOVA 디자인 가이드 v6.1 — Augustinus Bader 벤치마크</w:t>
+        <w:t xml:space="preserve">TURNOVA 디자인 가이드 v7.0 — Augustinus Bader 벤치마크</w:t>
       </w:r>
     </w:p>
     <w:p>
@@ -29,7 +29,7 @@
           <w:sz w:val="18"/>
           <w:szCs w:val="18"/>
         </w:rPr>
-        <w:t xml:space="preserve">디자인·마케팅팀 정리 · 2026년 10월 6일 (v6.1: 아트디렉터 검수 — v12 라벨 코드 합성, 최소 글자·위계 규정) · @Jin · v4까지의 "AB 거리두기" 방향을 폐기하고 다시 잡음</w:t>
+        <w:t xml:space="preserve">디자인·마케팅팀 정리 · 2026년 10월 6일 (v7.0: 로고 크게 — 배치·비율 샤넬, 디자인 DUA·AB) · @Jin · v4까지의 "AB 거리두기" 방향을 폐기하고 다시 잡음</w:t>
       </w:r>
     </w:p>
     <w:p>
@@ -1875,7 +1875,7 @@
                 <w:sz w:val="19"/>
                 <w:szCs w:val="19"/>
               </w:rPr>
-              <w:t xml:space="preserve">아트디렉터 기준 확인 검수 요청</w:t>
+              <w:t xml:space="preserve">브랜드 로고는 무조건 크게, 배치·비율은 샤넬, 디자인은 DUA·AB 벤치마킹</w:t>
             </w:r>
           </w:p>
         </w:tc>
@@ -1904,7 +1904,7 @@
                 <w:sz w:val="19"/>
                 <w:szCs w:val="19"/>
               </w:rPr>
-              <w:t xml:space="preserve">반려 4종+자 재작업 → v12 5종(라벨 코드 합성), 8장 AD-1~7 신설, 측정 스크립트 패널 인식 버그 수정</w:t>
+              <w:t xml:space="preserve">★ 벤치마크 체계 신설, 8장 워드마크 55~68%(하한 신설)·샤넬식 2단 배치, v13 라인업·단상자 2색(AB/DUA)</w:t>
             </w:r>
           </w:p>
         </w:tc>
@@ -1967,7 +1967,7 @@
                 <w:sz w:val="19"/>
                 <w:szCs w:val="19"/>
               </w:rPr>
-              <w:t xml:space="preserve">기준을 매번 묻지 않아도 전문가가 먼저 피드백하는 정책</w:t>
+              <w:t xml:space="preserve">아트디렉터 기준 확인 검수 요청</w:t>
             </w:r>
           </w:p>
         </w:tc>
@@ -1996,7 +1996,7 @@
                 <w:sz w:val="19"/>
                 <w:szCs w:val="19"/>
               </w:rPr>
-              <w:t xml:space="preserve">★ 전문가 검수 정책 신설 + turnova-review 스킬 + measure_front.py</w:t>
+              <w:t xml:space="preserve">반려 4종+자 재작업 → v12 5종(라벨 코드 합성), 8장 AD-1~7 신설, 측정 스크립트 패널 인식 버그 수정</w:t>
             </w:r>
           </w:p>
         </w:tc>
@@ -2059,6 +2059,98 @@
                 <w:sz w:val="19"/>
                 <w:szCs w:val="19"/>
               </w:rPr>
+              <w:t xml:space="preserve">기준을 매번 묻지 않아도 전문가가 먼저 피드백하는 정책</w:t>
+            </w:r>
+          </w:p>
+        </w:tc>
+        <w:tc>
+          <w:tcPr>
+            <w:tcW w:type="dxa" w:w="4338"/>
+            <w:tcBorders>
+              <w:top w:val="single" w:color="C8CCD8" w:sz="4"/>
+              <w:left w:val="single" w:color="C8CCD8" w:sz="4"/>
+              <w:bottom w:val="single" w:color="C8CCD8" w:sz="4"/>
+              <w:right w:val="single" w:color="C8CCD8" w:sz="4"/>
+            </w:tcBorders>
+            <w:tcMar>
+              <w:top w:type="dxa" w:w="60"/>
+              <w:left w:type="dxa" w:w="100"/>
+              <w:bottom w:type="dxa" w:w="60"/>
+              <w:right w:type="dxa" w:w="100"/>
+            </w:tcMar>
+          </w:tcPr>
+          <w:p>
+            <w:r>
+              <w:rPr>
+                <w:rFonts w:ascii="Malgun Gothic" w:cs="Malgun Gothic" w:eastAsia="Malgun Gothic" w:hAnsi="Malgun Gothic"/>
+                <w:b w:val="false"/>
+                <w:bCs w:val="false"/>
+                <w:sz w:val="19"/>
+                <w:szCs w:val="19"/>
+              </w:rPr>
+              <w:t xml:space="preserve">★ 전문가 검수 정책 신설 + turnova-review 스킬 + measure_front.py</w:t>
+            </w:r>
+          </w:p>
+        </w:tc>
+      </w:tr>
+      <w:tr>
+        <w:trPr>
+          <w:tblHeader w:val="false"/>
+        </w:trPr>
+        <w:tc>
+          <w:tcPr>
+            <w:tcW w:type="dxa" w:w="963"/>
+            <w:tcBorders>
+              <w:top w:val="single" w:color="C8CCD8" w:sz="4"/>
+              <w:left w:val="single" w:color="C8CCD8" w:sz="4"/>
+              <w:bottom w:val="single" w:color="C8CCD8" w:sz="4"/>
+              <w:right w:val="single" w:color="C8CCD8" w:sz="4"/>
+            </w:tcBorders>
+            <w:tcMar>
+              <w:top w:type="dxa" w:w="60"/>
+              <w:left w:type="dxa" w:w="100"/>
+              <w:bottom w:type="dxa" w:w="60"/>
+              <w:right w:type="dxa" w:w="100"/>
+            </w:tcMar>
+          </w:tcPr>
+          <w:p>
+            <w:r>
+              <w:rPr>
+                <w:rFonts w:ascii="Malgun Gothic" w:cs="Malgun Gothic" w:eastAsia="Malgun Gothic" w:hAnsi="Malgun Gothic"/>
+                <w:b/>
+                <w:bCs/>
+                <w:sz w:val="19"/>
+                <w:szCs w:val="19"/>
+              </w:rPr>
+              <w:t xml:space="preserve">10/6</w:t>
+            </w:r>
+          </w:p>
+        </w:tc>
+        <w:tc>
+          <w:tcPr>
+            <w:tcW w:type="dxa" w:w="4337"/>
+            <w:tcBorders>
+              <w:top w:val="single" w:color="C8CCD8" w:sz="4"/>
+              <w:left w:val="single" w:color="C8CCD8" w:sz="4"/>
+              <w:bottom w:val="single" w:color="C8CCD8" w:sz="4"/>
+              <w:right w:val="single" w:color="C8CCD8" w:sz="4"/>
+            </w:tcBorders>
+            <w:tcMar>
+              <w:top w:type="dxa" w:w="60"/>
+              <w:left w:type="dxa" w:w="100"/>
+              <w:bottom w:type="dxa" w:w="60"/>
+              <w:right w:type="dxa" w:w="100"/>
+            </w:tcMar>
+          </w:tcPr>
+          <w:p>
+            <w:r>
+              <w:rPr>
+                <w:rFonts w:ascii="Malgun Gothic" w:cs="Malgun Gothic" w:eastAsia="Malgun Gothic" w:hAnsi="Malgun Gothic"/>
+                <w:b w:val="false"/>
+                <w:bCs w:val="false"/>
+                <w:sz w:val="19"/>
+                <w:szCs w:val="19"/>
+              </w:rPr>
               <w:t xml:space="preserve">샤넬 관점 비율·심볼 크기·브랜드 스토리 점검 요청 (심볼 크다)</w:t>
             </w:r>
           </w:p>
@@ -2253,6 +2345,151 @@
           <w:rFonts w:ascii="Malgun Gothic" w:cs="Malgun Gothic" w:eastAsia="Malgun Gothic" w:hAnsi="Malgun Gothic"/>
         </w:rPr>
         <w:t xml:space="preserve">보고 형식: 종합 판정 → 관점별 판정·근거·조치 표 → 이미 고친 것 → 오너 결정 필요(최대 3개)</w:t>
+      </w:r>
+    </w:p>
+    <w:p>
+      <w:pPr>
+        <w:pStyle w:val="Heading1"/>
+        <w:spacing w:after="120" w:before="280"/>
+      </w:pPr>
+      <w:r>
+        <w:rPr>
+          <w:rFonts w:ascii="Malgun Gothic" w:cs="Malgun Gothic" w:eastAsia="Malgun Gothic" w:hAnsi="Malgun Gothic"/>
+          <w:b/>
+          <w:bCs/>
+          <w:color w:val="1E22AA"/>
+          <w:sz w:val="28"/>
+          <w:szCs w:val="28"/>
+        </w:rPr>
+        <w:t xml:space="preserve">★ 벤치마크 체계 — 배치·비율 샤넬 / 디자인 DUA·AB</w:t>
+      </w:r>
+    </w:p>
+    <w:p>
+      <w:pPr>
+        <w:pStyle w:val="ListParagraph"/>
+        <w:numPr>
+          <w:ilvl w:val="0"/>
+          <w:numId w:val="2"/>
+        </w:numPr>
+        <w:spacing w:after="40"/>
+      </w:pPr>
+      <w:r>
+        <w:rPr>
+          <w:rFonts w:ascii="Malgun Gothic" w:cs="Malgun Gothic" w:eastAsia="Malgun Gothic" w:hAnsi="Malgun Gothic"/>
+        </w:rPr>
+        <w:t xml:space="preserve">역할 분담 (오너 확정 10/6): 배치·크기 비율 = 샤넬 / 디자인(색·재질·서체 감도) = DUA(AB×두아 리파) + 오거스티너스 바더</w:t>
+      </w:r>
+    </w:p>
+    <w:p>
+      <w:pPr>
+        <w:pStyle w:val="ListParagraph"/>
+        <w:numPr>
+          <w:ilvl w:val="0"/>
+          <w:numId w:val="2"/>
+        </w:numPr>
+        <w:spacing w:after="40"/>
+      </w:pPr>
+      <w:r>
+        <w:rPr>
+          <w:rFonts w:ascii="Malgun Gothic" w:cs="Malgun Gothic" w:eastAsia="Malgun Gothic" w:hAnsi="Malgun Gothic"/>
+        </w:rPr>
+        <w:t xml:space="preserve">샤넬 실측(N°1 로션·세럼·아이세럼): 워드마크 폭 45% · 52% · 65% — 용기가 좁을수록 로고가 큼. 로고 묶음은 위 12~32% 구간, 가운데 30~80% 구간은 비움, 설명은 아래 80~95%에 고정. 워드마크 : 설명 글자 높이 ≈ 2.2 : 1</w:t>
+      </w:r>
+    </w:p>
+    <w:p>
+      <w:pPr>
+        <w:pStyle w:val="ListParagraph"/>
+        <w:numPr>
+          <w:ilvl w:val="0"/>
+          <w:numId w:val="2"/>
+        </w:numPr>
+        <w:spacing w:after="40"/>
+      </w:pPr>
+      <w:r>
+        <w:rPr>
+          <w:rFonts w:ascii="Malgun Gothic" w:cs="Malgun Gothic" w:eastAsia="Malgun Gothic" w:hAnsi="Malgun Gothic"/>
+        </w:rPr>
+        <w:t xml:space="preserve">"브랜드 로고는 무조건 크게" (오너 10/6) → 워드마크 하한 신설: 50% 미만이면 반려. SKU별 기준 — 앰플(22 mm) 67% · 세럼 61% · 튜브 59% · 스틱 59% · 자(낮고 넓음) 55% · 단상자 54~62%</w:t>
+      </w:r>
+    </w:p>
+    <w:p>
+      <w:pPr>
+        <w:pStyle w:val="ListParagraph"/>
+        <w:numPr>
+          <w:ilvl w:val="0"/>
+          <w:numId w:val="2"/>
+        </w:numPr>
+        <w:spacing w:after="40"/>
+      </w:pPr>
+      <w:r>
+        <w:rPr>
+          <w:rFonts w:ascii="Malgun Gothic" w:cs="Malgun Gothic" w:eastAsia="Malgun Gothic" w:hAnsi="Malgun Gothic"/>
+        </w:rPr>
+        <w:t xml:space="preserve">배치(샤넬식 2단): ① 위 1/3 — TURNOVA 워드마크 + 바로 아래 작은 8잎 심볼(샤넬 "DE" 자리, 10% 내외) ② 가운데 — 비움 ③ 아래 — 제품명 · TRX-8™ · 효능 · 용량. 오너 배치 순서는 그대로, 간격만 샤넬식</w:t>
+      </w:r>
+    </w:p>
+    <w:p>
+      <w:pPr>
+        <w:pStyle w:val="ListParagraph"/>
+        <w:numPr>
+          <w:ilvl w:val="0"/>
+          <w:numId w:val="2"/>
+        </w:numPr>
+        <w:spacing w:after="40"/>
+      </w:pPr>
+      <w:r>
+        <w:rPr>
+          <w:rFonts w:ascii="Malgun Gothic" w:cs="Malgun Gothic" w:eastAsia="Malgun Gothic" w:hAnsi="Malgun Gothic"/>
+        </w:rPr>
+        <w:t xml:space="preserve">DUA에서 가져올 것: 굵은 산세리프 대형 워드마크(TURNOVA 로고와 같은 계열), 색 반전 — 애프리콧 코퍼 무광 보드 + 로열블루 글자 (단상자·키트·한정판 옵션). 로고는 블루 고광택 스팟 UV</w:t>
+      </w:r>
+    </w:p>
+    <w:p>
+      <w:pPr>
+        <w:pStyle w:val="ListParagraph"/>
+        <w:numPr>
+          <w:ilvl w:val="0"/>
+          <w:numId w:val="2"/>
+        </w:numPr>
+        <w:spacing w:after="40"/>
+      </w:pPr>
+      <w:r>
+        <w:rPr>
+          <w:rFonts w:ascii="Malgun Gothic" w:cs="Malgun Gothic" w:eastAsia="Malgun Gothic" w:hAnsi="Malgun Gothic"/>
+        </w:rPr>
+        <w:t xml:space="preserve">AB에서 가져올 것: 로열블루 + 코퍼 메탈(캡·뚜껑·밴드), 무광 바디, 대문자 제품명 위계, 라인 전체 같은 배치</w:t>
+      </w:r>
+    </w:p>
+    <w:p>
+      <w:pPr>
+        <w:pStyle w:val="ListParagraph"/>
+        <w:numPr>
+          <w:ilvl w:val="0"/>
+          <w:numId w:val="2"/>
+        </w:numPr>
+        <w:spacing w:after="40"/>
+      </w:pPr>
+      <w:r>
+        <w:rPr>
+          <w:rFonts w:ascii="Malgun Gothic" w:cs="Malgun Gothic" w:eastAsia="Malgun Gothic" w:hAnsi="Malgun Gothic"/>
+        </w:rPr>
+        <w:t xml:space="preserve">가져오지 않을 것: AB 세리프 모노그램·물결 엠블럼, DUA의 비스듬한 좌하단 배치·"Powered by" 문구, 샤넬 흑백 — 비율만 차용</w:t>
+      </w:r>
+    </w:p>
+    <w:p>
+      <w:pPr>
+        <w:pStyle w:val="ListParagraph"/>
+        <w:numPr>
+          <w:ilvl w:val="0"/>
+          <w:numId w:val="2"/>
+        </w:numPr>
+        <w:spacing w:after="40"/>
+      </w:pPr>
+      <w:r>
+        <w:rPr>
+          <w:rFonts w:ascii="Malgun Gothic" w:cs="Malgun Gothic" w:eastAsia="Malgun Gothic" w:hAnsi="Malgun Gothic"/>
+        </w:rPr>
+        <w:t xml:space="preserve">비교안(오너 결정): 워드마크 DUA 스케일 약 78~80% — 샤넬 최대치(65%)를 넘으므로 기본안이 아닌 옵션 (v13_tube_xl_option, v13_carton_dua_xl_option)</w:t>
       </w:r>
     </w:p>
     <w:p>
@@ -5851,7 +6088,7 @@
                 <w:sz w:val="19"/>
                 <w:szCs w:val="19"/>
               </w:rPr>
-              <w:t xml:space="preserve">패널 폭 약 62% 이하(좌우 여백 각 19% 이상 — 샤넬식 여백), 윗선 높이 20%. 유광 코퍼 포일. 실측 결과 슬림 용기 시안은 83~92%로 가장자리까지 꽉 참 → 반려 대상</w:t>
+              <w:t xml:space="preserve">크게 — 패널 폭 55~68% (샤넬 실측 45~65%, 좁은 용기일수록 크게). 50% 미만·68% 초과 반려. 위 1/3 구간(패널 높이 12% 지점부터). 유광 코퍼 포일 (10/6 오너 "로고는 무조건 크게")</w:t>
             </w:r>
           </w:p>
         </w:tc>

--- a/turnova-guide-src/turnova-design-guide-v5.docx
+++ b/turnova-guide-src/turnova-design-guide-v5.docx
@@ -15,7 +15,7 @@
           <w:sz w:val="34"/>
           <w:szCs w:val="34"/>
         </w:rPr>
-        <w:t xml:space="preserve">TURNOVA 디자인 가이드 v7.0 — Augustinus Bader 벤치마크</w:t>
+        <w:t xml:space="preserve">TURNOVA 디자인 가이드 v7.1 — Augustinus Bader 벤치마크</w:t>
       </w:r>
     </w:p>
     <w:p>
@@ -29,7 +29,7 @@
           <w:sz w:val="18"/>
           <w:szCs w:val="18"/>
         </w:rPr>
-        <w:t xml:space="preserve">디자인·마케팅팀 정리 · 2026년 10월 6일 (v7.0: 로고 크게 — 배치·비율 샤넬, 디자인 DUA·AB) · @Jin · v4까지의 "AB 거리두기" 방향을 폐기하고 다시 잡음</w:t>
+        <w:t xml:space="preserve">디자인·마케팅팀 정리 · 2026년 10월 6일 (v7.1: 로고 크기 = 오너 기준 스틱 87%, 위치 샤넬, 나머지 글자 키움) · @Jin · v4까지의 "AB 거리두기" 방향을 폐기하고 다시 잡음</w:t>
       </w:r>
     </w:p>
     <w:p>
@@ -1875,7 +1875,7 @@
                 <w:sz w:val="19"/>
                 <w:szCs w:val="19"/>
               </w:rPr>
-              <w:t xml:space="preserve">브랜드 로고는 무조건 크게, 배치·비율은 샤넬, 디자인은 DUA·AB 벤치마킹</w:t>
+              <w:t xml:space="preserve">v10_4 스틱 정도 로고 크기가 좋다, 위치는 샤넬 비율로 안정적이게, 나머지는 너무 작아졌다</w:t>
             </w:r>
           </w:p>
         </w:tc>
@@ -1904,7 +1904,7 @@
                 <w:sz w:val="19"/>
                 <w:szCs w:val="19"/>
               </w:rPr>
-              <w:t xml:space="preserve">★ 벤치마크 체계 신설, 8장 워드마크 55~68%(하한 신설)·샤넬식 2단 배치, v13 라인업·단상자 2색(AB/DUA)</w:t>
+              <w:t xml:space="preserve">8장 1·1-1 개정(워드마크 75~92%, 글자 크기 기준 스틱 실측), v14 라인업·단상자</w:t>
             </w:r>
           </w:p>
         </w:tc>
@@ -1967,7 +1967,7 @@
                 <w:sz w:val="19"/>
                 <w:szCs w:val="19"/>
               </w:rPr>
-              <w:t xml:space="preserve">아트디렉터 기준 확인 검수 요청</w:t>
+              <w:t xml:space="preserve">브랜드 로고는 무조건 크게, 배치·비율은 샤넬, 디자인은 DUA·AB 벤치마킹</w:t>
             </w:r>
           </w:p>
         </w:tc>
@@ -1996,7 +1996,7 @@
                 <w:sz w:val="19"/>
                 <w:szCs w:val="19"/>
               </w:rPr>
-              <w:t xml:space="preserve">반려 4종+자 재작업 → v12 5종(라벨 코드 합성), 8장 AD-1~7 신설, 측정 스크립트 패널 인식 버그 수정</w:t>
+              <w:t xml:space="preserve">★ 벤치마크 체계 신설, 8장 워드마크 55~68%(하한 신설)·샤넬식 2단 배치, v13 라인업·단상자 2색(AB/DUA)</w:t>
             </w:r>
           </w:p>
         </w:tc>
@@ -2059,7 +2059,7 @@
                 <w:sz w:val="19"/>
                 <w:szCs w:val="19"/>
               </w:rPr>
-              <w:t xml:space="preserve">기준을 매번 묻지 않아도 전문가가 먼저 피드백하는 정책</w:t>
+              <w:t xml:space="preserve">아트디렉터 기준 확인 검수 요청</w:t>
             </w:r>
           </w:p>
         </w:tc>
@@ -2088,7 +2088,7 @@
                 <w:sz w:val="19"/>
                 <w:szCs w:val="19"/>
               </w:rPr>
-              <w:t xml:space="preserve">★ 전문가 검수 정책 신설 + turnova-review 스킬 + measure_front.py</w:t>
+              <w:t xml:space="preserve">반려 4종+자 재작업 → v12 5종(라벨 코드 합성), 8장 AD-1~7 신설, 측정 스크립트 패널 인식 버그 수정</w:t>
             </w:r>
           </w:p>
         </w:tc>
@@ -2151,6 +2151,98 @@
                 <w:sz w:val="19"/>
                 <w:szCs w:val="19"/>
               </w:rPr>
+              <w:t xml:space="preserve">기준을 매번 묻지 않아도 전문가가 먼저 피드백하는 정책</w:t>
+            </w:r>
+          </w:p>
+        </w:tc>
+        <w:tc>
+          <w:tcPr>
+            <w:tcW w:type="dxa" w:w="4338"/>
+            <w:tcBorders>
+              <w:top w:val="single" w:color="C8CCD8" w:sz="4"/>
+              <w:left w:val="single" w:color="C8CCD8" w:sz="4"/>
+              <w:bottom w:val="single" w:color="C8CCD8" w:sz="4"/>
+              <w:right w:val="single" w:color="C8CCD8" w:sz="4"/>
+            </w:tcBorders>
+            <w:tcMar>
+              <w:top w:type="dxa" w:w="60"/>
+              <w:left w:type="dxa" w:w="100"/>
+              <w:bottom w:type="dxa" w:w="60"/>
+              <w:right w:type="dxa" w:w="100"/>
+            </w:tcMar>
+          </w:tcPr>
+          <w:p>
+            <w:r>
+              <w:rPr>
+                <w:rFonts w:ascii="Malgun Gothic" w:cs="Malgun Gothic" w:eastAsia="Malgun Gothic" w:hAnsi="Malgun Gothic"/>
+                <w:b w:val="false"/>
+                <w:bCs w:val="false"/>
+                <w:sz w:val="19"/>
+                <w:szCs w:val="19"/>
+              </w:rPr>
+              <w:t xml:space="preserve">★ 전문가 검수 정책 신설 + turnova-review 스킬 + measure_front.py</w:t>
+            </w:r>
+          </w:p>
+        </w:tc>
+      </w:tr>
+      <w:tr>
+        <w:trPr>
+          <w:tblHeader w:val="false"/>
+        </w:trPr>
+        <w:tc>
+          <w:tcPr>
+            <w:tcW w:type="dxa" w:w="963"/>
+            <w:tcBorders>
+              <w:top w:val="single" w:color="C8CCD8" w:sz="4"/>
+              <w:left w:val="single" w:color="C8CCD8" w:sz="4"/>
+              <w:bottom w:val="single" w:color="C8CCD8" w:sz="4"/>
+              <w:right w:val="single" w:color="C8CCD8" w:sz="4"/>
+            </w:tcBorders>
+            <w:tcMar>
+              <w:top w:type="dxa" w:w="60"/>
+              <w:left w:type="dxa" w:w="100"/>
+              <w:bottom w:type="dxa" w:w="60"/>
+              <w:right w:type="dxa" w:w="100"/>
+            </w:tcMar>
+          </w:tcPr>
+          <w:p>
+            <w:r>
+              <w:rPr>
+                <w:rFonts w:ascii="Malgun Gothic" w:cs="Malgun Gothic" w:eastAsia="Malgun Gothic" w:hAnsi="Malgun Gothic"/>
+                <w:b/>
+                <w:bCs/>
+                <w:sz w:val="19"/>
+                <w:szCs w:val="19"/>
+              </w:rPr>
+              <w:t xml:space="preserve">10/6</w:t>
+            </w:r>
+          </w:p>
+        </w:tc>
+        <w:tc>
+          <w:tcPr>
+            <w:tcW w:type="dxa" w:w="4337"/>
+            <w:tcBorders>
+              <w:top w:val="single" w:color="C8CCD8" w:sz="4"/>
+              <w:left w:val="single" w:color="C8CCD8" w:sz="4"/>
+              <w:bottom w:val="single" w:color="C8CCD8" w:sz="4"/>
+              <w:right w:val="single" w:color="C8CCD8" w:sz="4"/>
+            </w:tcBorders>
+            <w:tcMar>
+              <w:top w:type="dxa" w:w="60"/>
+              <w:left w:type="dxa" w:w="100"/>
+              <w:bottom w:type="dxa" w:w="60"/>
+              <w:right w:type="dxa" w:w="100"/>
+            </w:tcMar>
+          </w:tcPr>
+          <w:p>
+            <w:r>
+              <w:rPr>
+                <w:rFonts w:ascii="Malgun Gothic" w:cs="Malgun Gothic" w:eastAsia="Malgun Gothic" w:hAnsi="Malgun Gothic"/>
+                <w:b w:val="false"/>
+                <w:bCs w:val="false"/>
+                <w:sz w:val="19"/>
+                <w:szCs w:val="19"/>
+              </w:rPr>
               <w:t xml:space="preserve">샤넬 관점 비율·심볼 크기·브랜드 스토리 점검 요청 (심볼 크다)</w:t>
             </w:r>
           </w:p>
@@ -2409,7 +2501,7 @@
         <w:rPr>
           <w:rFonts w:ascii="Malgun Gothic" w:cs="Malgun Gothic" w:eastAsia="Malgun Gothic" w:hAnsi="Malgun Gothic"/>
         </w:rPr>
-        <w:t xml:space="preserve">"브랜드 로고는 무조건 크게" (오너 10/6) → 워드마크 하한 신설: 50% 미만이면 반려. SKU별 기준 — 앰플(22 mm) 67% · 세럼 61% · 튜브 59% · 스틱 59% · 자(낮고 넓음) 55% · 단상자 54~62%</w:t>
+        <w:t xml:space="preserve">"브랜드 로고는 무조건 크게" (오너 10/6) → 크기는 오너 기준 스틱(87%)을 따르고 샤넬에서는 위치·여백만 가져옴: 실측 튜브 85 · 스틱 84 · 앰플 83 · 세럼 83 · 단상자 79 · 자 62(예외)%. (v13의 55~68% 기준은 폐기)</w:t>
       </w:r>
     </w:p>
     <w:p>
@@ -6088,7 +6180,99 @@
                 <w:sz w:val="19"/>
                 <w:szCs w:val="19"/>
               </w:rPr>
-              <w:t xml:space="preserve">크게 — 패널 폭 55~68% (샤넬 실측 45~65%, 좁은 용기일수록 크게). 50% 미만·68% 초과 반려. 위 1/3 구간(패널 높이 12% 지점부터). 유광 코퍼 포일 (10/6 오너 "로고는 무조건 크게")</w:t>
+              <w:t xml:space="preserve">오너 기준 이미지(v10_4 스틱, 10/6 "이 정도 로고 크기 좋다") = 패널 폭 87%. 기준: 실측 75~92%, 75% 미만 반려. 위치는 샤넬 비율 — 워드마크 윗선이 패널 높이 13% (샤넬 12~15%). 예외: 낮고 넓은 자는 높이 한계로 62%. 유광 코퍼 포일</w:t>
+            </w:r>
+          </w:p>
+        </w:tc>
+      </w:tr>
+      <w:tr>
+        <w:trPr>
+          <w:tblHeader w:val="false"/>
+        </w:trPr>
+        <w:tc>
+          <w:tcPr>
+            <w:tcW w:type="dxa" w:w="963"/>
+            <w:tcBorders>
+              <w:top w:val="single" w:color="C8CCD8" w:sz="4"/>
+              <w:left w:val="single" w:color="C8CCD8" w:sz="4"/>
+              <w:bottom w:val="single" w:color="C8CCD8" w:sz="4"/>
+              <w:right w:val="single" w:color="C8CCD8" w:sz="4"/>
+            </w:tcBorders>
+            <w:tcMar>
+              <w:top w:type="dxa" w:w="60"/>
+              <w:left w:type="dxa" w:w="100"/>
+              <w:bottom w:type="dxa" w:w="60"/>
+              <w:right w:type="dxa" w:w="100"/>
+            </w:tcMar>
+          </w:tcPr>
+          <w:p>
+            <w:r>
+              <w:rPr>
+                <w:rFonts w:ascii="Malgun Gothic" w:cs="Malgun Gothic" w:eastAsia="Malgun Gothic" w:hAnsi="Malgun Gothic"/>
+                <w:b/>
+                <w:bCs/>
+                <w:sz w:val="19"/>
+                <w:szCs w:val="19"/>
+              </w:rPr>
+              <w:t xml:space="preserve">1-1</w:t>
+            </w:r>
+          </w:p>
+        </w:tc>
+        <w:tc>
+          <w:tcPr>
+            <w:tcW w:type="dxa" w:w="3373"/>
+            <w:tcBorders>
+              <w:top w:val="single" w:color="C8CCD8" w:sz="4"/>
+              <w:left w:val="single" w:color="C8CCD8" w:sz="4"/>
+              <w:bottom w:val="single" w:color="C8CCD8" w:sz="4"/>
+              <w:right w:val="single" w:color="C8CCD8" w:sz="4"/>
+            </w:tcBorders>
+            <w:tcMar>
+              <w:top w:type="dxa" w:w="60"/>
+              <w:left w:type="dxa" w:w="100"/>
+              <w:bottom w:type="dxa" w:w="60"/>
+              <w:right w:type="dxa" w:w="100"/>
+            </w:tcMar>
+          </w:tcPr>
+          <w:p>
+            <w:r>
+              <w:rPr>
+                <w:rFonts w:ascii="Malgun Gothic" w:cs="Malgun Gothic" w:eastAsia="Malgun Gothic" w:hAnsi="Malgun Gothic"/>
+                <w:b w:val="false"/>
+                <w:bCs w:val="false"/>
+                <w:sz w:val="19"/>
+                <w:szCs w:val="19"/>
+              </w:rPr>
+              <w:t xml:space="preserve">나머지 글자 크기 (10/6 오너 "나머지가 너무 다 작아졌다")</w:t>
+            </w:r>
+          </w:p>
+        </w:tc>
+        <w:tc>
+          <w:tcPr>
+            <w:tcW w:type="dxa" w:w="5302"/>
+            <w:tcBorders>
+              <w:top w:val="single" w:color="C8CCD8" w:sz="4"/>
+              <w:left w:val="single" w:color="C8CCD8" w:sz="4"/>
+              <w:bottom w:val="single" w:color="C8CCD8" w:sz="4"/>
+              <w:right w:val="single" w:color="C8CCD8" w:sz="4"/>
+            </w:tcBorders>
+            <w:tcMar>
+              <w:top w:type="dxa" w:w="60"/>
+              <w:left w:type="dxa" w:w="100"/>
+              <w:bottom w:type="dxa" w:w="60"/>
+              <w:right w:type="dxa" w:w="100"/>
+            </w:tcMar>
+          </w:tcPr>
+          <w:p>
+            <w:r>
+              <w:rPr>
+                <w:rFonts w:ascii="Malgun Gothic" w:cs="Malgun Gothic" w:eastAsia="Malgun Gothic" w:hAnsi="Malgun Gothic"/>
+                <w:b w:val="false"/>
+                <w:bCs w:val="false"/>
+                <w:sz w:val="19"/>
+                <w:szCs w:val="19"/>
+              </w:rPr>
+              <w:t xml:space="preserve">기준 스틱 실측을 따름 — 제품명 대문자 높이 = 패널 폭의 5.0%(기준 4.5%), TRX-8™·용량 4.4%(기준 4.3%), 효능 3.4%. 긴 제품명은 줄이지 말고 2줄로(THE PEELING BALM / CREAM). 낮은 자는 0.62배</w:t>
             </w:r>
           </w:p>
         </w:tc>

--- a/turnova-guide-src/turnova-design-guide-v5.docx
+++ b/turnova-guide-src/turnova-design-guide-v5.docx
@@ -15,7 +15,7 @@
           <w:sz w:val="34"/>
           <w:szCs w:val="34"/>
         </w:rPr>
-        <w:t xml:space="preserve">TURNOVA 디자인 가이드 v7.1 — Augustinus Bader 벤치마크</w:t>
+        <w:t xml:space="preserve">TURNOVA 디자인 가이드 v7.2 — Augustinus Bader 벤치마크</w:t>
       </w:r>
     </w:p>
     <w:p>
@@ -29,7 +29,7 @@
           <w:sz w:val="18"/>
           <w:szCs w:val="18"/>
         </w:rPr>
-        <w:t xml:space="preserve">디자인·마케팅팀 정리 · 2026년 10월 6일 (v7.1: 로고 크기 = 오너 기준 스틱 87%, 위치 샤넬, 나머지 글자 키움) · @Jin · v4까지의 "AB 거리두기" 방향을 폐기하고 다시 잡음</w:t>
+        <w:t xml:space="preserve">디자인·마케팅팀 정리 · 2026년 10월 7일 (v7.2: 황금비 — 심볼 위치·크기, 글자 위계) · @Jin · v4까지의 "AB 거리두기" 방향을 폐기하고 다시 잡음</w:t>
       </w:r>
     </w:p>
     <w:p>
@@ -1813,6 +1813,190 @@
                 <w:szCs w:val="19"/>
               </w:rPr>
               <w:t xml:space="preserve">9-0 스틱 항목에 올 블루 기본안 + v11_2</w:t>
+            </w:r>
+          </w:p>
+        </w:tc>
+      </w:tr>
+      <w:tr>
+        <w:trPr>
+          <w:tblHeader w:val="false"/>
+        </w:trPr>
+        <w:tc>
+          <w:tcPr>
+            <w:tcW w:type="dxa" w:w="963"/>
+            <w:tcBorders>
+              <w:top w:val="single" w:color="C8CCD8" w:sz="4"/>
+              <w:left w:val="single" w:color="C8CCD8" w:sz="4"/>
+              <w:bottom w:val="single" w:color="C8CCD8" w:sz="4"/>
+              <w:right w:val="single" w:color="C8CCD8" w:sz="4"/>
+            </w:tcBorders>
+            <w:tcMar>
+              <w:top w:type="dxa" w:w="60"/>
+              <w:left w:type="dxa" w:w="100"/>
+              <w:bottom w:type="dxa" w:w="60"/>
+              <w:right w:type="dxa" w:w="100"/>
+            </w:tcMar>
+          </w:tcPr>
+          <w:p>
+            <w:r>
+              <w:rPr>
+                <w:rFonts w:ascii="Malgun Gothic" w:cs="Malgun Gothic" w:eastAsia="Malgun Gothic" w:hAnsi="Malgun Gothic"/>
+                <w:b/>
+                <w:bCs/>
+                <w:sz w:val="19"/>
+                <w:szCs w:val="19"/>
+              </w:rPr>
+              <w:t xml:space="preserve">10/7</w:t>
+            </w:r>
+          </w:p>
+        </w:tc>
+        <w:tc>
+          <w:tcPr>
+            <w:tcW w:type="dxa" w:w="4337"/>
+            <w:tcBorders>
+              <w:top w:val="single" w:color="C8CCD8" w:sz="4"/>
+              <w:left w:val="single" w:color="C8CCD8" w:sz="4"/>
+              <w:bottom w:val="single" w:color="C8CCD8" w:sz="4"/>
+              <w:right w:val="single" w:color="C8CCD8" w:sz="4"/>
+            </w:tcBorders>
+            <w:tcMar>
+              <w:top w:type="dxa" w:w="60"/>
+              <w:left w:type="dxa" w:w="100"/>
+              <w:bottom w:type="dxa" w:w="60"/>
+              <w:right w:type="dxa" w:w="100"/>
+            </w:tcMar>
+          </w:tcPr>
+          <w:p>
+            <w:r>
+              <w:rPr>
+                <w:rFonts w:ascii="Malgun Gothic" w:cs="Malgun Gothic" w:eastAsia="Malgun Gothic" w:hAnsi="Malgun Gothic"/>
+                <w:b w:val="false"/>
+                <w:bCs w:val="false"/>
+                <w:sz w:val="19"/>
+                <w:szCs w:val="19"/>
+              </w:rPr>
+              <w:t xml:space="preserve">심볼 위치 균형이 안 맞다 — 안정감 있는 비율 이론이 뭐였지</w:t>
+            </w:r>
+          </w:p>
+        </w:tc>
+        <w:tc>
+          <w:tcPr>
+            <w:tcW w:type="dxa" w:w="4338"/>
+            <w:tcBorders>
+              <w:top w:val="single" w:color="C8CCD8" w:sz="4"/>
+              <w:left w:val="single" w:color="C8CCD8" w:sz="4"/>
+              <w:bottom w:val="single" w:color="C8CCD8" w:sz="4"/>
+              <w:right w:val="single" w:color="C8CCD8" w:sz="4"/>
+            </w:tcBorders>
+            <w:tcMar>
+              <w:top w:type="dxa" w:w="60"/>
+              <w:left w:type="dxa" w:w="100"/>
+              <w:bottom w:type="dxa" w:w="60"/>
+              <w:right w:type="dxa" w:w="100"/>
+            </w:tcMar>
+          </w:tcPr>
+          <w:p>
+            <w:r>
+              <w:rPr>
+                <w:rFonts w:ascii="Malgun Gothic" w:cs="Malgun Gothic" w:eastAsia="Malgun Gothic" w:hAnsi="Malgun Gothic"/>
+                <w:b w:val="false"/>
+                <w:bCs w:val="false"/>
+                <w:sz w:val="19"/>
+                <w:szCs w:val="19"/>
+              </w:rPr>
+              <w:t xml:space="preserve">8장 2·1-2: 황금비(1 : 1.618)로 심볼 위치 결정, v15→v16</w:t>
+            </w:r>
+          </w:p>
+        </w:tc>
+      </w:tr>
+      <w:tr>
+        <w:trPr>
+          <w:tblHeader w:val="false"/>
+        </w:trPr>
+        <w:tc>
+          <w:tcPr>
+            <w:tcW w:type="dxa" w:w="963"/>
+            <w:tcBorders>
+              <w:top w:val="single" w:color="C8CCD8" w:sz="4"/>
+              <w:left w:val="single" w:color="C8CCD8" w:sz="4"/>
+              <w:bottom w:val="single" w:color="C8CCD8" w:sz="4"/>
+              <w:right w:val="single" w:color="C8CCD8" w:sz="4"/>
+            </w:tcBorders>
+            <w:tcMar>
+              <w:top w:type="dxa" w:w="60"/>
+              <w:left w:type="dxa" w:w="100"/>
+              <w:bottom w:type="dxa" w:w="60"/>
+              <w:right w:type="dxa" w:w="100"/>
+            </w:tcMar>
+          </w:tcPr>
+          <w:p>
+            <w:r>
+              <w:rPr>
+                <w:rFonts w:ascii="Malgun Gothic" w:cs="Malgun Gothic" w:eastAsia="Malgun Gothic" w:hAnsi="Malgun Gothic"/>
+                <w:b/>
+                <w:bCs/>
+                <w:sz w:val="19"/>
+                <w:szCs w:val="19"/>
+              </w:rPr>
+              <w:t xml:space="preserve">10/7</w:t>
+            </w:r>
+          </w:p>
+        </w:tc>
+        <w:tc>
+          <w:tcPr>
+            <w:tcW w:type="dxa" w:w="4337"/>
+            <w:tcBorders>
+              <w:top w:val="single" w:color="C8CCD8" w:sz="4"/>
+              <w:left w:val="single" w:color="C8CCD8" w:sz="4"/>
+              <w:bottom w:val="single" w:color="C8CCD8" w:sz="4"/>
+              <w:right w:val="single" w:color="C8CCD8" w:sz="4"/>
+            </w:tcBorders>
+            <w:tcMar>
+              <w:top w:type="dxa" w:w="60"/>
+              <w:left w:type="dxa" w:w="100"/>
+              <w:bottom w:type="dxa" w:w="60"/>
+              <w:right w:type="dxa" w:w="100"/>
+            </w:tcMar>
+          </w:tcPr>
+          <w:p>
+            <w:r>
+              <w:rPr>
+                <w:rFonts w:ascii="Malgun Gothic" w:cs="Malgun Gothic" w:eastAsia="Malgun Gothic" w:hAnsi="Malgun Gothic"/>
+                <w:b w:val="false"/>
+                <w:bCs w:val="false"/>
+                <w:sz w:val="19"/>
+                <w:szCs w:val="19"/>
+              </w:rPr>
+              <w:t xml:space="preserve">심볼이 너무 작다, 로고 밑 제품명이 너무 작다</w:t>
+            </w:r>
+          </w:p>
+        </w:tc>
+        <w:tc>
+          <w:tcPr>
+            <w:tcW w:type="dxa" w:w="4338"/>
+            <w:tcBorders>
+              <w:top w:val="single" w:color="C8CCD8" w:sz="4"/>
+              <w:left w:val="single" w:color="C8CCD8" w:sz="4"/>
+              <w:bottom w:val="single" w:color="C8CCD8" w:sz="4"/>
+              <w:right w:val="single" w:color="C8CCD8" w:sz="4"/>
+            </w:tcBorders>
+            <w:tcMar>
+              <w:top w:type="dxa" w:w="60"/>
+              <w:left w:type="dxa" w:w="100"/>
+              <w:bottom w:type="dxa" w:w="60"/>
+              <w:right w:type="dxa" w:w="100"/>
+            </w:tcMar>
+          </w:tcPr>
+          <w:p>
+            <w:r>
+              <w:rPr>
+                <w:rFonts w:ascii="Malgun Gothic" w:cs="Malgun Gothic" w:eastAsia="Malgun Gothic" w:hAnsi="Malgun Gothic"/>
+                <w:b w:val="false"/>
+                <w:bCs w:val="false"/>
+                <w:sz w:val="19"/>
+                <w:szCs w:val="19"/>
+              </w:rPr>
+              <w:t xml:space="preserve">8장 2·1-1: 심볼 = 워드마크/φ³(실측 17~19%), 글자 = 황금비 모듈 스케일, v16 라인업</w:t>
             </w:r>
           </w:p>
         </w:tc>
@@ -6243,7 +6427,7 @@
                 <w:sz w:val="19"/>
                 <w:szCs w:val="19"/>
               </w:rPr>
-              <w:t xml:space="preserve">나머지 글자 크기 (10/6 오너 "나머지가 너무 다 작아졌다")</w:t>
+              <w:t xml:space="preserve">글자 크기 — 황금비 모듈 스케일 (10/7 "제품명 너무 작다")</w:t>
             </w:r>
           </w:p>
         </w:tc>
@@ -6272,7 +6456,7 @@
                 <w:sz w:val="19"/>
                 <w:szCs w:val="19"/>
               </w:rPr>
-              <w:t xml:space="preserve">기준 스틱 실측을 따름 — 제품명 대문자 높이 = 패널 폭의 5.0%(기준 4.5%), TRX-8™·용량 4.4%(기준 4.3%), 효능 3.4%. 긴 제품명은 줄이지 말고 2줄로(THE PEELING BALM / CREAM). 낮은 자는 0.62배</w:t>
+              <w:t xml:space="preserve">워드마크 높이 → ÷φ → 제품명 → ÷φ → TRX-8™·용량 → ÷φ → 효능. 제품명은 줄이지 않고 균형 있게 2줄(THE PEELING / BALM CREAM, THE / AMPOULE). TRX-8™은 용량과 같은 최소 높이. 법정 최소(잉크 1.2 mm·용량 1.6 mm) 우선</w:t>
             </w:r>
           </w:p>
         </w:tc>
@@ -6306,6 +6490,98 @@
                 <w:sz w:val="19"/>
                 <w:szCs w:val="19"/>
               </w:rPr>
+              <w:t xml:space="preserve">1-2</w:t>
+            </w:r>
+          </w:p>
+        </w:tc>
+        <w:tc>
+          <w:tcPr>
+            <w:tcW w:type="dxa" w:w="3373"/>
+            <w:tcBorders>
+              <w:top w:val="single" w:color="C8CCD8" w:sz="4"/>
+              <w:left w:val="single" w:color="C8CCD8" w:sz="4"/>
+              <w:bottom w:val="single" w:color="C8CCD8" w:sz="4"/>
+              <w:right w:val="single" w:color="C8CCD8" w:sz="4"/>
+            </w:tcBorders>
+            <w:tcMar>
+              <w:top w:type="dxa" w:w="60"/>
+              <w:left w:type="dxa" w:w="100"/>
+              <w:bottom w:type="dxa" w:w="60"/>
+              <w:right w:type="dxa" w:w="100"/>
+            </w:tcMar>
+          </w:tcPr>
+          <w:p>
+            <w:r>
+              <w:rPr>
+                <w:rFonts w:ascii="Malgun Gothic" w:cs="Malgun Gothic" w:eastAsia="Malgun Gothic" w:hAnsi="Malgun Gothic"/>
+                <w:b w:val="false"/>
+                <w:bCs w:val="false"/>
+                <w:sz w:val="19"/>
+                <w:szCs w:val="19"/>
+              </w:rPr>
+              <w:t xml:space="preserve">황금비를 쓰는 이유</w:t>
+            </w:r>
+          </w:p>
+        </w:tc>
+        <w:tc>
+          <w:tcPr>
+            <w:tcW w:type="dxa" w:w="5302"/>
+            <w:tcBorders>
+              <w:top w:val="single" w:color="C8CCD8" w:sz="4"/>
+              <w:left w:val="single" w:color="C8CCD8" w:sz="4"/>
+              <w:bottom w:val="single" w:color="C8CCD8" w:sz="4"/>
+              <w:right w:val="single" w:color="C8CCD8" w:sz="4"/>
+            </w:tcBorders>
+            <w:tcMar>
+              <w:top w:type="dxa" w:w="60"/>
+              <w:left w:type="dxa" w:w="100"/>
+              <w:bottom w:type="dxa" w:w="60"/>
+              <w:right w:type="dxa" w:w="100"/>
+            </w:tcMar>
+          </w:tcPr>
+          <w:p>
+            <w:r>
+              <w:rPr>
+                <w:rFonts w:ascii="Malgun Gothic" w:cs="Malgun Gothic" w:eastAsia="Malgun Gothic" w:hAnsi="Malgun Gothic"/>
+                <w:b w:val="false"/>
+                <w:bCs w:val="false"/>
+                <w:sz w:val="19"/>
+                <w:szCs w:val="19"/>
+              </w:rPr>
+              <w:t xml:space="preserve">1 : 1.618은 고전 건축·샤넬 N°5 병 비율 등에서 "안정감 있다"고 느끼는 대표 비율. 크기(φ 단계 위계)와 위치(빈 공간 1 : 1.618 분할) 두 곳에 같은 비율을 써서 라인 전체 리듬을 통일. 보조 원리: 광학 중심(기하 중심보다 약간 위), 3분할 법칙</w:t>
+            </w:r>
+          </w:p>
+        </w:tc>
+      </w:tr>
+      <w:tr>
+        <w:trPr>
+          <w:tblHeader w:val="false"/>
+        </w:trPr>
+        <w:tc>
+          <w:tcPr>
+            <w:tcW w:type="dxa" w:w="963"/>
+            <w:tcBorders>
+              <w:top w:val="single" w:color="C8CCD8" w:sz="4"/>
+              <w:left w:val="single" w:color="C8CCD8" w:sz="4"/>
+              <w:bottom w:val="single" w:color="C8CCD8" w:sz="4"/>
+              <w:right w:val="single" w:color="C8CCD8" w:sz="4"/>
+            </w:tcBorders>
+            <w:tcMar>
+              <w:top w:type="dxa" w:w="60"/>
+              <w:left w:type="dxa" w:w="100"/>
+              <w:bottom w:type="dxa" w:w="60"/>
+              <w:right w:type="dxa" w:w="100"/>
+            </w:tcMar>
+          </w:tcPr>
+          <w:p>
+            <w:r>
+              <w:rPr>
+                <w:rFonts w:ascii="Malgun Gothic" w:cs="Malgun Gothic" w:eastAsia="Malgun Gothic" w:hAnsi="Malgun Gothic"/>
+                <w:b/>
+                <w:bCs/>
+                <w:sz w:val="19"/>
+                <w:szCs w:val="19"/>
+              </w:rPr>
               <w:t xml:space="preserve">2</w:t>
             </w:r>
           </w:p>
@@ -6364,7 +6640,7 @@
                 <w:sz w:val="19"/>
                 <w:szCs w:val="19"/>
               </w:rPr>
-              <w:t xml:space="preserve">패널 폭 약 12% (워드마크 폭의 약 1/5) — 오너 확정(10/4, 18%→12%). 선 굵기는 크기별 마스터로 보정. 워드마크↔심볼 간격 = 심볼↔제품명 간격</w:t>
+              <w:t xml:space="preserve">크기 = 워드마크 폭 / φ³(0.236) → 실측 17~19% (오너 기준 스틱 22%, 10/7 "심볼 너무 작다"로 12%→약 20%). 위치 = 황금비: 워드마크와 설명 묶음 사이 빈 공간을 1 : 1.618로 나누는 점 (10/7 "심볼 위치 균형")</w:t>
             </w:r>
           </w:p>
         </w:tc>
